--- a/Reservation_Management.docx
+++ b/Reservation_Management.docx
@@ -15,13 +15,20 @@
           <w:szCs w:val="36"/>
           <w:lang w:val="en-US"/>
         </w:rPr>
-        <w:t xml:space="preserve">Part 1: </w:t>
+        <w:t>Part</w:t>
       </w:r>
       <w:r>
         <w:rPr>
           <w:sz w:val="36"/>
           <w:szCs w:val="36"/>
         </w:rPr>
+        <w:t xml:space="preserve"> 1: </w:t>
+      </w:r>
+      <w:r>
+        <w:rPr>
+          <w:sz w:val="36"/>
+          <w:szCs w:val="36"/>
+        </w:rPr>
         <w:t>Выбор сценария</w:t>
       </w:r>
     </w:p>
@@ -46,44 +53,14 @@
           <w:sz w:val="28"/>
           <w:szCs w:val="28"/>
         </w:rPr>
-        <w:t>Система бронирования в ресторане</w:t>
-      </w:r>
-      <w:r>
-        <w:rPr>
-          <w:b/>
-          <w:bCs/>
+        <w:t xml:space="preserve">Система бронирования в ресторане. </w:t>
+      </w:r>
+      <w:r>
+        <w:rPr>
           <w:sz w:val="28"/>
           <w:szCs w:val="28"/>
         </w:rPr>
-        <w:t xml:space="preserve">. </w:t>
-      </w:r>
-      <w:r>
-        <w:rPr>
-          <w:sz w:val="28"/>
-          <w:szCs w:val="28"/>
-        </w:rPr>
-        <w:t>Эта система будет управлять</w:t>
-      </w:r>
-      <w:r>
-        <w:rPr>
-          <w:sz w:val="28"/>
-          <w:szCs w:val="28"/>
-        </w:rPr>
-        <w:t xml:space="preserve"> бронированиями клиентов,</w:t>
-      </w:r>
-      <w:r>
-        <w:rPr>
-          <w:sz w:val="28"/>
-          <w:szCs w:val="28"/>
-        </w:rPr>
-        <w:t xml:space="preserve"> </w:t>
-      </w:r>
-      <w:r>
-        <w:rPr>
-          <w:sz w:val="28"/>
-          <w:szCs w:val="28"/>
-        </w:rPr>
-        <w:t>столиками, персоналом и пунктами меню.</w:t>
+        <w:t>Эта система будет управлять бронированиями клиентов, столиками, персоналом и пунктами меню.</w:t>
       </w:r>
     </w:p>
     <w:p>
@@ -91,7 +68,6 @@
         <w:rPr>
           <w:sz w:val="36"/>
           <w:szCs w:val="36"/>
-          <w:lang w:val="en-US"/>
         </w:rPr>
       </w:pPr>
       <w:r>
@@ -107,14 +83,7 @@
           <w:sz w:val="36"/>
           <w:szCs w:val="36"/>
         </w:rPr>
-        <w:t xml:space="preserve"> 2: </w:t>
-      </w:r>
-      <w:r>
-        <w:rPr>
-          <w:sz w:val="36"/>
-          <w:szCs w:val="36"/>
-        </w:rPr>
-        <w:t>Проектирование Базы Данных и Документация</w:t>
+        <w:t xml:space="preserve"> 2: Проектирование Базы Данных и Документация</w:t>
       </w:r>
     </w:p>
     <w:p>
@@ -395,14 +364,7 @@
           <w:sz w:val="32"/>
           <w:szCs w:val="32"/>
         </w:rPr>
-        <w:t>Содержит</w:t>
-      </w:r>
-      <w:r>
-        <w:rPr>
-          <w:sz w:val="32"/>
-          <w:szCs w:val="32"/>
-        </w:rPr>
-        <w:t xml:space="preserve"> информацию о клиентах</w:t>
+        <w:t>Содержит информацию о клиентах</w:t>
       </w:r>
     </w:p>
     <w:p>
@@ -469,7 +431,7 @@
           <w:szCs w:val="32"/>
           <w:lang w:val="en-US"/>
         </w:rPr>
-        <w:t>INTEGER, PK, NOT NULL, UNIQUE</w:t>
+        <w:t>INTEGER, PK</w:t>
       </w:r>
     </w:p>
     <w:p>
@@ -633,6 +595,7 @@
           <w:iCs/>
           <w:sz w:val="32"/>
           <w:szCs w:val="32"/>
+          <w:lang w:val="en-US"/>
         </w:rPr>
         <w:t xml:space="preserve"> </w:t>
       </w:r>
@@ -650,6 +613,7 @@
         <w:rPr>
           <w:sz w:val="32"/>
           <w:szCs w:val="32"/>
+          <w:lang w:val="en-US"/>
         </w:rPr>
         <w:t>16</w:t>
       </w:r>
@@ -659,7 +623,7 @@
           <w:szCs w:val="32"/>
           <w:lang w:val="en-US"/>
         </w:rPr>
-        <w:t>), NOT NULL</w:t>
+        <w:t>), NOT NULL, UNIQUE</w:t>
       </w:r>
     </w:p>
     <w:p>
@@ -715,15 +679,7 @@
           <w:szCs w:val="32"/>
           <w:lang w:val="en-US"/>
         </w:rPr>
-        <w:t>: PRIMARY KEY</w:t>
-      </w:r>
-      <w:r>
-        <w:rPr>
-          <w:sz w:val="32"/>
-          <w:szCs w:val="32"/>
-          <w:lang w:val="en-US"/>
-        </w:rPr>
-        <w:t xml:space="preserve"> (</w:t>
+        <w:t>: PRIMARY KEY (</w:t>
       </w:r>
       <w:proofErr w:type="spellStart"/>
       <w:r>
@@ -873,7 +829,7 @@
           <w:szCs w:val="32"/>
           <w:lang w:val="en-US"/>
         </w:rPr>
-        <w:t>INTEGER, PK, NOT NULL, UNIQUE</w:t>
+        <w:t>INTEGER, PK</w:t>
       </w:r>
     </w:p>
     <w:p>
@@ -913,7 +869,15 @@
           <w:szCs w:val="32"/>
           <w:lang w:val="en-US"/>
         </w:rPr>
-        <w:t>: BOOLEAN</w:t>
+        <w:t xml:space="preserve">: </w:t>
+      </w:r>
+      <w:r>
+        <w:rPr>
+          <w:sz w:val="32"/>
+          <w:szCs w:val="32"/>
+          <w:lang w:val="en-US"/>
+        </w:rPr>
+        <w:t>BOOLEAN</w:t>
       </w:r>
     </w:p>
     <w:p>
@@ -941,7 +905,79 @@
           <w:szCs w:val="32"/>
           <w:lang w:val="en-US"/>
         </w:rPr>
-        <w:t>Capacity: INTEGER, NOT NULL</w:t>
+        <w:t>Capacity:</w:t>
+      </w:r>
+      <w:r>
+        <w:rPr>
+          <w:sz w:val="32"/>
+          <w:szCs w:val="32"/>
+          <w:lang w:val="en-US"/>
+        </w:rPr>
+        <w:t xml:space="preserve"> INTEGER, NOT NULL</w:t>
+      </w:r>
+    </w:p>
+    <w:p>
+      <w:pPr>
+        <w:pStyle w:val="a7"/>
+        <w:numPr>
+          <w:ilvl w:val="0"/>
+          <w:numId w:val="12"/>
+        </w:numPr>
+        <w:rPr>
+          <w:b/>
+          <w:bCs/>
+          <w:i/>
+          <w:iCs/>
+          <w:sz w:val="32"/>
+          <w:szCs w:val="32"/>
+          <w:lang w:val="en-US"/>
+        </w:rPr>
+      </w:pPr>
+      <w:proofErr w:type="spellStart"/>
+      <w:r>
+        <w:rPr>
+          <w:i/>
+          <w:iCs/>
+          <w:sz w:val="32"/>
+          <w:szCs w:val="32"/>
+          <w:lang w:val="en-US"/>
+        </w:rPr>
+        <w:t>StaffID</w:t>
+      </w:r>
+      <w:proofErr w:type="spellEnd"/>
+      <w:r>
+        <w:rPr>
+          <w:i/>
+          <w:iCs/>
+          <w:sz w:val="32"/>
+          <w:szCs w:val="32"/>
+          <w:lang w:val="en-US"/>
+        </w:rPr>
+        <w:t xml:space="preserve">: </w:t>
+      </w:r>
+      <w:r>
+        <w:rPr>
+          <w:sz w:val="32"/>
+          <w:szCs w:val="32"/>
+          <w:lang w:val="en-US"/>
+        </w:rPr>
+        <w:t>INTEGER, FK (REFERENCES</w:t>
+      </w:r>
+      <w:r>
+        <w:rPr>
+          <w:sz w:val="32"/>
+          <w:szCs w:val="32"/>
+          <w:lang w:val="en-US"/>
+        </w:rPr>
+        <w:t xml:space="preserve"> Staff</w:t>
+      </w:r>
+      <w:r>
+        <w:rPr>
+          <w:sz w:val="32"/>
+          <w:szCs w:val="32"/>
+          <w:lang w:val="en-US"/>
+        </w:rPr>
+        <w:t>)</w:t>
       </w:r>
       <w:r>
         <w:rPr>
@@ -980,17 +1016,7 @@
           <w:lang w:val="en-US"/>
         </w:rPr>
         <w:lastRenderedPageBreak/>
-        <w:t>Constraints</w:t>
-      </w:r>
-      <w:r>
-        <w:rPr>
-          <w:b/>
-          <w:bCs/>
-          <w:sz w:val="32"/>
-          <w:szCs w:val="32"/>
-          <w:lang w:val="en-US"/>
-        </w:rPr>
-        <w:t>:</w:t>
+        <w:t>Constraints:</w:t>
       </w:r>
     </w:p>
     <w:p>
@@ -1132,17 +1158,7 @@
           <w:szCs w:val="32"/>
           <w:lang w:val="en-US"/>
         </w:rPr>
-        <w:t xml:space="preserve">Table Name: </w:t>
-      </w:r>
-      <w:r>
-        <w:rPr>
-          <w:b/>
-          <w:bCs/>
-          <w:sz w:val="32"/>
-          <w:szCs w:val="32"/>
-          <w:lang w:val="en-US"/>
-        </w:rPr>
-        <w:t>Reservations</w:t>
+        <w:t>Table Name: Reservations</w:t>
       </w:r>
     </w:p>
     <w:p>
@@ -1280,7 +1296,7 @@
           <w:szCs w:val="32"/>
           <w:lang w:val="en-US"/>
         </w:rPr>
-        <w:t>INTEGER, PK, NOT NULL, UNIQUE</w:t>
+        <w:t>INTEGER, PK</w:t>
       </w:r>
     </w:p>
     <w:p>
@@ -1336,15 +1352,7 @@
           <w:szCs w:val="32"/>
           <w:lang w:val="en-US"/>
         </w:rPr>
-        <w:t xml:space="preserve">REFERENSES </w:t>
-      </w:r>
-      <w:r>
-        <w:rPr>
-          <w:sz w:val="32"/>
-          <w:szCs w:val="32"/>
-          <w:lang w:val="en-US"/>
-        </w:rPr>
-        <w:t>Customers</w:t>
+        <w:t>REFERENSES Customers</w:t>
       </w:r>
       <w:r>
         <w:rPr>
@@ -1429,7 +1437,7 @@
           <w:szCs w:val="32"/>
           <w:lang w:val="en-US"/>
         </w:rPr>
-        <w:t>ReservationTime</w:t>
+        <w:t>ReservationStart</w:t>
       </w:r>
       <w:proofErr w:type="spellEnd"/>
       <w:r>
@@ -1477,7 +1485,7 @@
           <w:szCs w:val="32"/>
           <w:lang w:val="en-US"/>
         </w:rPr>
-        <w:t>GuestsCount</w:t>
+        <w:t>ReservationEnd</w:t>
       </w:r>
       <w:proofErr w:type="spellEnd"/>
       <w:r>
@@ -1670,54 +1678,440 @@
         <w:pStyle w:val="a7"/>
         <w:numPr>
           <w:ilvl w:val="0"/>
-          <w:numId w:val="22"/>
+          <w:numId w:val="7"/>
         </w:numPr>
         <w:rPr>
           <w:b/>
           <w:bCs/>
+          <w:sz w:val="32"/>
+          <w:szCs w:val="32"/>
+          <w:lang w:val="en-US"/>
+        </w:rPr>
+      </w:pPr>
+      <w:r>
+        <w:rPr>
+          <w:b/>
+          <w:bCs/>
+          <w:sz w:val="32"/>
+          <w:szCs w:val="32"/>
+          <w:lang w:val="en-US"/>
+        </w:rPr>
+        <w:t>Table Name: Staff</w:t>
+      </w:r>
+    </w:p>
+    <w:p>
+      <w:pPr>
+        <w:pStyle w:val="a7"/>
+        <w:numPr>
+          <w:ilvl w:val="0"/>
+          <w:numId w:val="21"/>
+        </w:numPr>
+        <w:rPr>
+          <w:b/>
+          <w:bCs/>
+          <w:sz w:val="32"/>
+          <w:szCs w:val="32"/>
+        </w:rPr>
+      </w:pPr>
+      <w:r>
+        <w:rPr>
+          <w:b/>
+          <w:bCs/>
+          <w:sz w:val="32"/>
+          <w:szCs w:val="32"/>
+          <w:lang w:val="en-US"/>
+        </w:rPr>
+        <w:t>Description</w:t>
+      </w:r>
+      <w:r>
+        <w:rPr>
+          <w:b/>
+          <w:bCs/>
+          <w:sz w:val="32"/>
+          <w:szCs w:val="32"/>
+        </w:rPr>
+        <w:t xml:space="preserve">: </w:t>
+      </w:r>
+      <w:r>
+        <w:rPr>
+          <w:sz w:val="32"/>
+          <w:szCs w:val="32"/>
+        </w:rPr>
+        <w:t>Содержит информацию от персонале, обслужив</w:t>
+      </w:r>
+    </w:p>
+    <w:p>
+      <w:pPr>
+        <w:pStyle w:val="a7"/>
+        <w:numPr>
+          <w:ilvl w:val="0"/>
+          <w:numId w:val="21"/>
+        </w:numPr>
+        <w:rPr>
+          <w:b/>
+          <w:bCs/>
+          <w:sz w:val="32"/>
+          <w:szCs w:val="32"/>
+        </w:rPr>
+      </w:pPr>
+      <w:r>
+        <w:rPr>
+          <w:b/>
+          <w:bCs/>
+          <w:sz w:val="32"/>
+          <w:szCs w:val="32"/>
+          <w:lang w:val="en-US"/>
+        </w:rPr>
+        <w:t>Attributes:</w:t>
+      </w:r>
+    </w:p>
+    <w:p>
+      <w:pPr>
+        <w:pStyle w:val="a7"/>
+        <w:numPr>
+          <w:ilvl w:val="0"/>
+          <w:numId w:val="23"/>
+        </w:numPr>
+        <w:rPr>
+          <w:b/>
+          <w:bCs/>
+          <w:sz w:val="32"/>
+          <w:szCs w:val="32"/>
+          <w:lang w:val="en-US"/>
+        </w:rPr>
+      </w:pPr>
+      <w:proofErr w:type="spellStart"/>
+      <w:r>
+        <w:rPr>
           <w:i/>
           <w:iCs/>
           <w:sz w:val="32"/>
           <w:szCs w:val="32"/>
           <w:lang w:val="en-US"/>
         </w:rPr>
+        <w:t>StaffID</w:t>
+      </w:r>
+      <w:proofErr w:type="spellEnd"/>
+      <w:r>
+        <w:rPr>
+          <w:i/>
+          <w:iCs/>
+          <w:sz w:val="32"/>
+          <w:szCs w:val="32"/>
+          <w:lang w:val="en-US"/>
+        </w:rPr>
+        <w:t xml:space="preserve">: </w:t>
+      </w:r>
+      <w:r>
+        <w:rPr>
+          <w:sz w:val="32"/>
+          <w:szCs w:val="32"/>
+          <w:lang w:val="en-US"/>
+        </w:rPr>
+        <w:t>INTEGER, PK</w:t>
+      </w:r>
+    </w:p>
+    <w:p>
+      <w:pPr>
+        <w:pStyle w:val="a7"/>
+        <w:numPr>
+          <w:ilvl w:val="0"/>
+          <w:numId w:val="23"/>
+        </w:numPr>
+        <w:rPr>
+          <w:b/>
+          <w:bCs/>
+          <w:sz w:val="32"/>
+          <w:szCs w:val="32"/>
+          <w:lang w:val="en-US"/>
+        </w:rPr>
       </w:pPr>
       <w:proofErr w:type="spellStart"/>
       <w:r>
         <w:rPr>
-          <w:sz w:val="32"/>
-          <w:szCs w:val="32"/>
-          <w:lang w:val="en-US"/>
-        </w:rPr>
-        <w:t>CHK_GuestCount</w:t>
+          <w:i/>
+          <w:iCs/>
+          <w:sz w:val="32"/>
+          <w:szCs w:val="32"/>
+          <w:lang w:val="en-US"/>
+        </w:rPr>
+        <w:t>StaffName</w:t>
       </w:r>
       <w:proofErr w:type="spellEnd"/>
       <w:r>
         <w:rPr>
-          <w:sz w:val="32"/>
-          <w:szCs w:val="32"/>
-          <w:lang w:val="en-US"/>
-        </w:rPr>
-        <w:t>: CHECK (</w:t>
-      </w:r>
+          <w:i/>
+          <w:iCs/>
+          <w:sz w:val="32"/>
+          <w:szCs w:val="32"/>
+          <w:lang w:val="en-US"/>
+        </w:rPr>
+        <w:t>:</w:t>
+      </w:r>
+      <w:r>
+        <w:rPr>
+          <w:sz w:val="32"/>
+          <w:szCs w:val="32"/>
+          <w:lang w:val="en-US"/>
+        </w:rPr>
+        <w:t xml:space="preserve"> </w:t>
+      </w:r>
+      <w:r>
+        <w:rPr>
+          <w:sz w:val="32"/>
+          <w:szCs w:val="32"/>
+          <w:lang w:val="en-US"/>
+        </w:rPr>
+        <w:t xml:space="preserve">INTEGER, FK (REFERENCES </w:t>
+      </w:r>
+      <w:r>
+        <w:rPr>
+          <w:sz w:val="32"/>
+          <w:szCs w:val="32"/>
+          <w:lang w:val="en-US"/>
+        </w:rPr>
+        <w:t>Reservations</w:t>
+      </w:r>
+      <w:r>
+        <w:rPr>
+          <w:sz w:val="32"/>
+          <w:szCs w:val="32"/>
+          <w:lang w:val="en-US"/>
+        </w:rPr>
+        <w:t>), NOT NULL</w:t>
+      </w:r>
+    </w:p>
+    <w:p>
+      <w:pPr>
+        <w:pStyle w:val="a7"/>
+        <w:numPr>
+          <w:ilvl w:val="0"/>
+          <w:numId w:val="23"/>
+        </w:numPr>
+        <w:rPr>
+          <w:b/>
+          <w:bCs/>
+          <w:sz w:val="32"/>
+          <w:szCs w:val="32"/>
+          <w:lang w:val="en-US"/>
+        </w:rPr>
+      </w:pPr>
       <w:proofErr w:type="spellStart"/>
       <w:r>
         <w:rPr>
-          <w:sz w:val="32"/>
-          <w:szCs w:val="32"/>
-          <w:lang w:val="en-US"/>
-        </w:rPr>
-        <w:t>GuestsCount</w:t>
+          <w:i/>
+          <w:iCs/>
+          <w:sz w:val="32"/>
+          <w:szCs w:val="32"/>
+          <w:lang w:val="en-US"/>
+        </w:rPr>
+        <w:t>TableID</w:t>
       </w:r>
       <w:proofErr w:type="spellEnd"/>
       <w:r>
         <w:rPr>
-          <w:sz w:val="32"/>
-          <w:szCs w:val="32"/>
-          <w:lang w:val="en-US"/>
-        </w:rPr>
-        <w:t xml:space="preserve"> &gt; 0)</w:t>
-      </w:r>
+          <w:i/>
+          <w:iCs/>
+          <w:sz w:val="32"/>
+          <w:szCs w:val="32"/>
+          <w:lang w:val="en-US"/>
+        </w:rPr>
+        <w:t>:</w:t>
+      </w:r>
+      <w:r>
+        <w:rPr>
+          <w:sz w:val="32"/>
+          <w:szCs w:val="32"/>
+          <w:lang w:val="en-US"/>
+        </w:rPr>
+        <w:t xml:space="preserve"> INTEGER, FK (REFERENCES Tables), NOT NULL</w:t>
+      </w:r>
+    </w:p>
+    <w:p>
+      <w:pPr>
+        <w:pStyle w:val="a7"/>
+        <w:numPr>
+          <w:ilvl w:val="0"/>
+          <w:numId w:val="25"/>
+        </w:numPr>
+        <w:rPr>
+          <w:b/>
+          <w:bCs/>
+          <w:sz w:val="32"/>
+          <w:szCs w:val="32"/>
+          <w:lang w:val="en-US"/>
+        </w:rPr>
+      </w:pPr>
+      <w:r>
+        <w:rPr>
+          <w:b/>
+          <w:bCs/>
+          <w:sz w:val="32"/>
+          <w:szCs w:val="32"/>
+          <w:lang w:val="en-US"/>
+        </w:rPr>
+        <w:t>Constraints:</w:t>
+      </w:r>
+    </w:p>
+    <w:p>
+      <w:pPr>
+        <w:pStyle w:val="a7"/>
+        <w:numPr>
+          <w:ilvl w:val="0"/>
+          <w:numId w:val="26"/>
+        </w:numPr>
+        <w:rPr>
+          <w:b/>
+          <w:bCs/>
+          <w:sz w:val="32"/>
+          <w:szCs w:val="32"/>
+          <w:lang w:val="en-US"/>
+        </w:rPr>
+      </w:pPr>
+      <w:proofErr w:type="spellStart"/>
+      <w:r>
+        <w:rPr>
+          <w:sz w:val="32"/>
+          <w:szCs w:val="32"/>
+          <w:lang w:val="en-US"/>
+        </w:rPr>
+        <w:t>PK_StaffID</w:t>
+      </w:r>
+      <w:proofErr w:type="spellEnd"/>
+      <w:r>
+        <w:rPr>
+          <w:sz w:val="32"/>
+          <w:szCs w:val="32"/>
+          <w:lang w:val="en-US"/>
+        </w:rPr>
+        <w:t>: PRIMARY KEY (</w:t>
+      </w:r>
+      <w:proofErr w:type="spellStart"/>
+      <w:r>
+        <w:rPr>
+          <w:sz w:val="32"/>
+          <w:szCs w:val="32"/>
+          <w:lang w:val="en-US"/>
+        </w:rPr>
+        <w:t>GuestID</w:t>
+      </w:r>
+      <w:proofErr w:type="spellEnd"/>
+      <w:r>
+        <w:rPr>
+          <w:sz w:val="32"/>
+          <w:szCs w:val="32"/>
+          <w:lang w:val="en-US"/>
+        </w:rPr>
+        <w:t>)</w:t>
+      </w:r>
+    </w:p>
+    <w:p>
+      <w:pPr>
+        <w:pStyle w:val="a7"/>
+        <w:numPr>
+          <w:ilvl w:val="0"/>
+          <w:numId w:val="26"/>
+        </w:numPr>
+        <w:rPr>
+          <w:sz w:val="32"/>
+          <w:szCs w:val="32"/>
+          <w:lang w:val="en-US"/>
+        </w:rPr>
+      </w:pPr>
+      <w:proofErr w:type="spellStart"/>
+      <w:r>
+        <w:rPr>
+          <w:sz w:val="32"/>
+          <w:szCs w:val="32"/>
+          <w:lang w:val="en-US"/>
+        </w:rPr>
+        <w:t>FK_</w:t>
+      </w:r>
+      <w:r>
+        <w:rPr>
+          <w:sz w:val="32"/>
+          <w:szCs w:val="32"/>
+          <w:lang w:val="en-US"/>
+        </w:rPr>
+        <w:t>Reservation</w:t>
+      </w:r>
+      <w:proofErr w:type="spellEnd"/>
+      <w:r>
+        <w:rPr>
+          <w:sz w:val="32"/>
+          <w:szCs w:val="32"/>
+          <w:lang w:val="en-US"/>
+        </w:rPr>
+        <w:t>: FOREIGN KEY (</w:t>
+      </w:r>
+      <w:proofErr w:type="spellStart"/>
+      <w:r>
+        <w:rPr>
+          <w:sz w:val="32"/>
+          <w:szCs w:val="32"/>
+          <w:lang w:val="en-US"/>
+        </w:rPr>
+        <w:t>TableID</w:t>
+      </w:r>
+      <w:proofErr w:type="spellEnd"/>
+      <w:r>
+        <w:rPr>
+          <w:sz w:val="32"/>
+          <w:szCs w:val="32"/>
+          <w:lang w:val="en-US"/>
+        </w:rPr>
+        <w:t xml:space="preserve">) REFERENCES </w:t>
+      </w:r>
+      <w:proofErr w:type="gramStart"/>
+      <w:r>
+        <w:rPr>
+          <w:sz w:val="32"/>
+          <w:szCs w:val="32"/>
+          <w:lang w:val="en-US"/>
+        </w:rPr>
+        <w:t>Tables(</w:t>
+      </w:r>
+      <w:proofErr w:type="spellStart"/>
+      <w:proofErr w:type="gramEnd"/>
+      <w:r>
+        <w:rPr>
+          <w:sz w:val="32"/>
+          <w:szCs w:val="32"/>
+          <w:lang w:val="en-US"/>
+        </w:rPr>
+        <w:t>TableID</w:t>
+      </w:r>
+      <w:proofErr w:type="spellEnd"/>
+      <w:r>
+        <w:rPr>
+          <w:sz w:val="32"/>
+          <w:szCs w:val="32"/>
+          <w:lang w:val="en-US"/>
+        </w:rPr>
+        <w:t>)</w:t>
+      </w:r>
+    </w:p>
+    <w:p>
+      <w:pPr>
+        <w:pStyle w:val="a7"/>
+        <w:ind w:left="2160"/>
+        <w:rPr>
+          <w:sz w:val="32"/>
+          <w:szCs w:val="32"/>
+          <w:lang w:val="en-US"/>
+        </w:rPr>
+      </w:pPr>
+    </w:p>
+    <w:p>
+      <w:pPr>
+        <w:pStyle w:val="a7"/>
+        <w:ind w:left="2160"/>
+        <w:rPr>
+          <w:sz w:val="32"/>
+          <w:szCs w:val="32"/>
+          <w:lang w:val="en-US"/>
+        </w:rPr>
+      </w:pPr>
     </w:p>
     <w:p>
       <w:pPr>
@@ -1731,249 +2125,31 @@
           <w:bCs/>
           <w:sz w:val="32"/>
           <w:szCs w:val="32"/>
-          <w:lang w:val="en-US"/>
-        </w:rPr>
-      </w:pPr>
-      <w:r>
-        <w:rPr>
-          <w:b/>
-          <w:bCs/>
-          <w:sz w:val="32"/>
-          <w:szCs w:val="32"/>
-          <w:lang w:val="en-US"/>
-        </w:rPr>
-        <w:t>Table Name: Guests</w:t>
-      </w:r>
-    </w:p>
-    <w:p>
-      <w:pPr>
-        <w:pStyle w:val="a7"/>
-        <w:numPr>
-          <w:ilvl w:val="0"/>
-          <w:numId w:val="21"/>
-        </w:numPr>
-        <w:rPr>
-          <w:b/>
-          <w:bCs/>
-          <w:sz w:val="32"/>
-          <w:szCs w:val="32"/>
-        </w:rPr>
-      </w:pPr>
-      <w:r>
-        <w:rPr>
-          <w:b/>
-          <w:bCs/>
-          <w:sz w:val="32"/>
-          <w:szCs w:val="32"/>
-          <w:lang w:val="en-US"/>
-        </w:rPr>
-        <w:t>Description</w:t>
-      </w:r>
-      <w:r>
-        <w:rPr>
-          <w:b/>
-          <w:bCs/>
-          <w:sz w:val="32"/>
-          <w:szCs w:val="32"/>
-        </w:rPr>
-        <w:t xml:space="preserve">: </w:t>
-      </w:r>
-      <w:r>
-        <w:rPr>
-          <w:sz w:val="32"/>
-          <w:szCs w:val="32"/>
-        </w:rPr>
-        <w:t>Содержит информацию о гостях</w:t>
-      </w:r>
-    </w:p>
-    <w:p>
-      <w:pPr>
-        <w:pStyle w:val="a7"/>
-        <w:numPr>
-          <w:ilvl w:val="0"/>
-          <w:numId w:val="21"/>
-        </w:numPr>
-        <w:rPr>
-          <w:b/>
-          <w:bCs/>
-          <w:sz w:val="32"/>
-          <w:szCs w:val="32"/>
-        </w:rPr>
-      </w:pPr>
-      <w:r>
-        <w:rPr>
-          <w:b/>
-          <w:bCs/>
-          <w:sz w:val="32"/>
-          <w:szCs w:val="32"/>
-          <w:lang w:val="en-US"/>
-        </w:rPr>
-        <w:t>Attributes:</w:t>
-      </w:r>
-    </w:p>
-    <w:p>
-      <w:pPr>
-        <w:pStyle w:val="a7"/>
-        <w:numPr>
-          <w:ilvl w:val="0"/>
-          <w:numId w:val="23"/>
-        </w:numPr>
-        <w:rPr>
-          <w:b/>
-          <w:bCs/>
-          <w:sz w:val="32"/>
-          <w:szCs w:val="32"/>
-          <w:lang w:val="en-US"/>
-        </w:rPr>
-      </w:pPr>
+        </w:rPr>
+      </w:pPr>
+      <w:r>
+        <w:rPr>
+          <w:b/>
+          <w:bCs/>
+          <w:sz w:val="32"/>
+          <w:szCs w:val="32"/>
+          <w:lang w:val="en-US"/>
+        </w:rPr>
+        <w:lastRenderedPageBreak/>
+        <w:t xml:space="preserve">Table Name: </w:t>
+      </w:r>
       <w:proofErr w:type="spellStart"/>
       <w:r>
         <w:rPr>
-          <w:i/>
-          <w:iCs/>
-          <w:sz w:val="32"/>
-          <w:szCs w:val="32"/>
-          <w:lang w:val="en-US"/>
-        </w:rPr>
-        <w:t>GuestID</w:t>
+          <w:b/>
+          <w:bCs/>
+          <w:sz w:val="32"/>
+          <w:szCs w:val="32"/>
+          <w:lang w:val="en-US"/>
+        </w:rPr>
+        <w:t>Reservation_Tables</w:t>
       </w:r>
       <w:proofErr w:type="spellEnd"/>
-      <w:r>
-        <w:rPr>
-          <w:i/>
-          <w:iCs/>
-          <w:sz w:val="32"/>
-          <w:szCs w:val="32"/>
-          <w:lang w:val="en-US"/>
-        </w:rPr>
-        <w:t xml:space="preserve">: </w:t>
-      </w:r>
-      <w:r>
-        <w:rPr>
-          <w:sz w:val="32"/>
-          <w:szCs w:val="32"/>
-          <w:lang w:val="en-US"/>
-        </w:rPr>
-        <w:t>INTEGER, PK, NOT NULL, UNIQUE</w:t>
-      </w:r>
-    </w:p>
-    <w:p>
-      <w:pPr>
-        <w:pStyle w:val="a7"/>
-        <w:numPr>
-          <w:ilvl w:val="0"/>
-          <w:numId w:val="23"/>
-        </w:numPr>
-        <w:rPr>
-          <w:b/>
-          <w:bCs/>
-          <w:sz w:val="32"/>
-          <w:szCs w:val="32"/>
-          <w:lang w:val="en-US"/>
-        </w:rPr>
-      </w:pPr>
-      <w:proofErr w:type="spellStart"/>
-      <w:r>
-        <w:rPr>
-          <w:i/>
-          <w:iCs/>
-          <w:sz w:val="32"/>
-          <w:szCs w:val="32"/>
-          <w:lang w:val="en-US"/>
-        </w:rPr>
-        <w:t>GuestName</w:t>
-      </w:r>
-      <w:proofErr w:type="spellEnd"/>
-      <w:r>
-        <w:rPr>
-          <w:i/>
-          <w:iCs/>
-          <w:sz w:val="32"/>
-          <w:szCs w:val="32"/>
-          <w:lang w:val="en-US"/>
-        </w:rPr>
-        <w:t>:</w:t>
-      </w:r>
-      <w:r>
-        <w:rPr>
-          <w:sz w:val="32"/>
-          <w:szCs w:val="32"/>
-          <w:lang w:val="en-US"/>
-        </w:rPr>
-        <w:t xml:space="preserve"> </w:t>
-      </w:r>
-      <w:proofErr w:type="gramStart"/>
-      <w:r>
-        <w:rPr>
-          <w:sz w:val="32"/>
-          <w:szCs w:val="32"/>
-          <w:lang w:val="en-US"/>
-        </w:rPr>
-        <w:t>VARCHAR(</w:t>
-      </w:r>
-      <w:proofErr w:type="gramEnd"/>
-      <w:r>
-        <w:rPr>
-          <w:sz w:val="32"/>
-          <w:szCs w:val="32"/>
-          <w:lang w:val="en-US"/>
-        </w:rPr>
-        <w:t>50), NOT NULL</w:t>
-      </w:r>
-    </w:p>
-    <w:p>
-      <w:pPr>
-        <w:pStyle w:val="a7"/>
-        <w:numPr>
-          <w:ilvl w:val="0"/>
-          <w:numId w:val="23"/>
-        </w:numPr>
-        <w:rPr>
-          <w:b/>
-          <w:bCs/>
-          <w:sz w:val="32"/>
-          <w:szCs w:val="32"/>
-          <w:lang w:val="en-US"/>
-        </w:rPr>
-      </w:pPr>
-      <w:proofErr w:type="spellStart"/>
-      <w:r>
-        <w:rPr>
-          <w:i/>
-          <w:iCs/>
-          <w:sz w:val="32"/>
-          <w:szCs w:val="32"/>
-          <w:lang w:val="en-US"/>
-        </w:rPr>
-        <w:t>ReservationID</w:t>
-      </w:r>
-      <w:proofErr w:type="spellEnd"/>
-      <w:r>
-        <w:rPr>
-          <w:i/>
-          <w:iCs/>
-          <w:sz w:val="32"/>
-          <w:szCs w:val="32"/>
-          <w:lang w:val="en-US"/>
-        </w:rPr>
-        <w:t>:</w:t>
-      </w:r>
-      <w:r>
-        <w:rPr>
-          <w:sz w:val="32"/>
-          <w:szCs w:val="32"/>
-          <w:lang w:val="en-US"/>
-        </w:rPr>
-        <w:t xml:space="preserve"> INTEGER, FK (REFERENCES Reservations)</w:t>
-      </w:r>
-      <w:r>
-        <w:rPr>
-          <w:sz w:val="32"/>
-          <w:szCs w:val="32"/>
-          <w:lang w:val="en-US"/>
-        </w:rPr>
-        <w:t>, NOT NULL</w:t>
-      </w:r>
     </w:p>
     <w:p>
       <w:pPr>
@@ -1987,18 +2163,77 @@
           <w:bCs/>
           <w:sz w:val="32"/>
           <w:szCs w:val="32"/>
-          <w:lang w:val="en-US"/>
-        </w:rPr>
-      </w:pPr>
-      <w:r>
-        <w:rPr>
-          <w:b/>
-          <w:bCs/>
-          <w:sz w:val="32"/>
-          <w:szCs w:val="32"/>
-          <w:lang w:val="en-US"/>
-        </w:rPr>
-        <w:t>Constraints:</w:t>
+        </w:rPr>
+      </w:pPr>
+      <w:r>
+        <w:rPr>
+          <w:b/>
+          <w:bCs/>
+          <w:sz w:val="32"/>
+          <w:szCs w:val="32"/>
+          <w:lang w:val="en-US"/>
+        </w:rPr>
+        <w:t>Description</w:t>
+      </w:r>
+      <w:r>
+        <w:rPr>
+          <w:b/>
+          <w:bCs/>
+          <w:sz w:val="32"/>
+          <w:szCs w:val="32"/>
+        </w:rPr>
+        <w:t xml:space="preserve">: </w:t>
+      </w:r>
+      <w:r>
+        <w:rPr>
+          <w:sz w:val="32"/>
+          <w:szCs w:val="32"/>
+        </w:rPr>
+        <w:t xml:space="preserve">Является связующей таблицей между </w:t>
+      </w:r>
+      <w:r>
+        <w:rPr>
+          <w:sz w:val="32"/>
+          <w:szCs w:val="32"/>
+          <w:lang w:val="en-US"/>
+        </w:rPr>
+        <w:t>Reservations</w:t>
+      </w:r>
+      <w:r>
+        <w:rPr>
+          <w:sz w:val="32"/>
+          <w:szCs w:val="32"/>
+        </w:rPr>
+        <w:t xml:space="preserve"> </w:t>
+      </w:r>
+      <w:r>
+        <w:rPr>
+          <w:sz w:val="32"/>
+          <w:szCs w:val="32"/>
+        </w:rPr>
+        <w:t xml:space="preserve">и </w:t>
+      </w:r>
+      <w:r>
+        <w:rPr>
+          <w:sz w:val="32"/>
+          <w:szCs w:val="32"/>
+          <w:lang w:val="en-US"/>
+        </w:rPr>
+        <w:t>Tables</w:t>
+      </w:r>
+      <w:r>
+        <w:rPr>
+          <w:sz w:val="32"/>
+          <w:szCs w:val="32"/>
+        </w:rPr>
+        <w:t xml:space="preserve"> </w:t>
+      </w:r>
+      <w:r>
+        <w:rPr>
+          <w:sz w:val="32"/>
+          <w:szCs w:val="32"/>
+        </w:rPr>
+        <w:t>для осуществления связи Многие-ко-Многим</w:t>
       </w:r>
     </w:p>
     <w:p>
@@ -2006,51 +2241,24 @@
         <w:pStyle w:val="a7"/>
         <w:numPr>
           <w:ilvl w:val="0"/>
-          <w:numId w:val="26"/>
+          <w:numId w:val="25"/>
         </w:numPr>
         <w:rPr>
           <w:b/>
           <w:bCs/>
           <w:sz w:val="32"/>
           <w:szCs w:val="32"/>
-          <w:lang w:val="en-US"/>
-        </w:rPr>
-      </w:pPr>
-      <w:proofErr w:type="spellStart"/>
-      <w:r>
-        <w:rPr>
-          <w:sz w:val="32"/>
-          <w:szCs w:val="32"/>
-          <w:lang w:val="en-US"/>
-        </w:rPr>
-        <w:t>PK_Guest</w:t>
-      </w:r>
-      <w:proofErr w:type="spellEnd"/>
-      <w:r>
-        <w:rPr>
-          <w:sz w:val="32"/>
-          <w:szCs w:val="32"/>
-          <w:lang w:val="en-US"/>
-        </w:rPr>
-        <w:t>: PRIMARY KEY (</w:t>
-      </w:r>
-      <w:proofErr w:type="spellStart"/>
-      <w:r>
-        <w:rPr>
-          <w:sz w:val="32"/>
-          <w:szCs w:val="32"/>
-          <w:lang w:val="en-US"/>
-        </w:rPr>
-        <w:t>GuestID</w:t>
-      </w:r>
-      <w:proofErr w:type="spellEnd"/>
-      <w:r>
-        <w:rPr>
-          <w:sz w:val="32"/>
-          <w:szCs w:val="32"/>
-          <w:lang w:val="en-US"/>
-        </w:rPr>
-        <w:t>)</w:t>
+        </w:rPr>
+      </w:pPr>
+      <w:r>
+        <w:rPr>
+          <w:b/>
+          <w:bCs/>
+          <w:sz w:val="32"/>
+          <w:szCs w:val="32"/>
+          <w:lang w:val="en-US"/>
+        </w:rPr>
+        <w:t xml:space="preserve">Attributes: </w:t>
       </w:r>
     </w:p>
     <w:p>
@@ -2063,8 +2271,6 @@
         <w:rPr>
           <w:b/>
           <w:bCs/>
-          <w:i/>
-          <w:iCs/>
           <w:sz w:val="32"/>
           <w:szCs w:val="32"/>
           <w:lang w:val="en-US"/>
@@ -2077,7 +2283,7 @@
           <w:szCs w:val="32"/>
           <w:lang w:val="en-US"/>
         </w:rPr>
-        <w:t>FK_Reservation</w:t>
+        <w:t>ReservationID</w:t>
       </w:r>
       <w:proofErr w:type="spellEnd"/>
       <w:r>
@@ -2086,146 +2292,353 @@
           <w:szCs w:val="32"/>
           <w:lang w:val="en-US"/>
         </w:rPr>
-        <w:t xml:space="preserve">: </w:t>
-      </w:r>
-      <w:r>
-        <w:rPr>
-          <w:sz w:val="32"/>
-          <w:szCs w:val="32"/>
-          <w:lang w:val="en-US"/>
-        </w:rPr>
-        <w:t>FOREIGN KEY (</w:t>
-      </w:r>
-      <w:proofErr w:type="spellStart"/>
-      <w:r>
-        <w:rPr>
-          <w:sz w:val="32"/>
-          <w:szCs w:val="32"/>
-          <w:lang w:val="en-US"/>
-        </w:rPr>
-        <w:t>Reservation</w:t>
-      </w:r>
-      <w:r>
-        <w:rPr>
-          <w:sz w:val="32"/>
-          <w:szCs w:val="32"/>
-          <w:lang w:val="en-US"/>
-        </w:rPr>
-        <w:t>ID</w:t>
-      </w:r>
-      <w:proofErr w:type="spellEnd"/>
-      <w:r>
-        <w:rPr>
-          <w:sz w:val="32"/>
-          <w:szCs w:val="32"/>
-          <w:lang w:val="en-US"/>
-        </w:rPr>
-        <w:t xml:space="preserve">) REFERENCES </w:t>
-      </w:r>
-      <w:proofErr w:type="gramStart"/>
-      <w:r>
-        <w:rPr>
-          <w:sz w:val="32"/>
-          <w:szCs w:val="32"/>
-          <w:lang w:val="en-US"/>
-        </w:rPr>
-        <w:t>Reservations</w:t>
-      </w:r>
-      <w:r>
-        <w:rPr>
-          <w:sz w:val="32"/>
-          <w:szCs w:val="32"/>
-          <w:lang w:val="en-US"/>
-        </w:rPr>
-        <w:t>(</w:t>
-      </w:r>
-      <w:proofErr w:type="spellStart"/>
-      <w:proofErr w:type="gramEnd"/>
-      <w:r>
-        <w:rPr>
-          <w:sz w:val="32"/>
-          <w:szCs w:val="32"/>
-          <w:lang w:val="en-US"/>
-        </w:rPr>
-        <w:t>Reservation</w:t>
-      </w:r>
-      <w:r>
-        <w:rPr>
-          <w:sz w:val="32"/>
-          <w:szCs w:val="32"/>
-          <w:lang w:val="en-US"/>
-        </w:rPr>
-        <w:t>ID</w:t>
-      </w:r>
-      <w:proofErr w:type="spellEnd"/>
-      <w:r>
-        <w:rPr>
-          <w:sz w:val="32"/>
-          <w:szCs w:val="32"/>
-          <w:lang w:val="en-US"/>
-        </w:rPr>
-        <w:t>)</w:t>
-      </w:r>
-    </w:p>
-    <w:p>
-      <w:pPr>
-        <w:ind w:left="360"/>
-        <w:rPr>
-          <w:b/>
-          <w:bCs/>
-          <w:sz w:val="32"/>
-          <w:szCs w:val="32"/>
-        </w:rPr>
-      </w:pPr>
-    </w:p>
-    <w:p>
-      <w:pPr>
-        <w:ind w:left="360"/>
-        <w:rPr>
-          <w:b/>
-          <w:bCs/>
-          <w:sz w:val="32"/>
-          <w:szCs w:val="32"/>
-          <w:lang w:val="en-US"/>
-        </w:rPr>
-      </w:pPr>
+        <w:t>: INTEGER,</w:t>
+      </w:r>
+      <w:r>
+        <w:rPr>
+          <w:sz w:val="32"/>
+          <w:szCs w:val="32"/>
+          <w:lang w:val="en-US"/>
+        </w:rPr>
+        <w:t xml:space="preserve"> </w:t>
+      </w:r>
+      <w:r>
+        <w:rPr>
+          <w:sz w:val="32"/>
+          <w:szCs w:val="32"/>
+          <w:lang w:val="en-US"/>
+        </w:rPr>
+        <w:t>(REFERENCES Reservations), NOT NULL</w:t>
+      </w:r>
     </w:p>
     <w:p>
       <w:pPr>
         <w:pStyle w:val="a7"/>
         <w:numPr>
           <w:ilvl w:val="0"/>
-          <w:numId w:val="7"/>
+          <w:numId w:val="22"/>
         </w:numPr>
         <w:rPr>
-          <w:b/>
-          <w:bCs/>
-          <w:sz w:val="32"/>
-          <w:szCs w:val="32"/>
-        </w:rPr>
-      </w:pPr>
-      <w:r>
-        <w:rPr>
-          <w:b/>
-          <w:bCs/>
-          <w:sz w:val="32"/>
-          <w:szCs w:val="32"/>
-          <w:lang w:val="en-US"/>
-        </w:rPr>
-        <w:t xml:space="preserve">Table Name: </w:t>
-      </w:r>
+          <w:sz w:val="32"/>
+          <w:szCs w:val="32"/>
+          <w:lang w:val="en-US"/>
+        </w:rPr>
+      </w:pPr>
       <w:proofErr w:type="spellStart"/>
       <w:r>
         <w:rPr>
-          <w:b/>
-          <w:bCs/>
-          <w:sz w:val="32"/>
-          <w:szCs w:val="32"/>
-          <w:lang w:val="en-US"/>
-        </w:rPr>
-        <w:t>Reservation_Tables</w:t>
+          <w:sz w:val="32"/>
+          <w:szCs w:val="32"/>
+          <w:lang w:val="en-US"/>
+        </w:rPr>
+        <w:t>TableID</w:t>
       </w:r>
       <w:proofErr w:type="spellEnd"/>
+      <w:r>
+        <w:rPr>
+          <w:sz w:val="32"/>
+          <w:szCs w:val="32"/>
+          <w:lang w:val="en-US"/>
+        </w:rPr>
+        <w:t>: INTEGER, FK (REFERENCES Tables), NOT NULL</w:t>
+      </w:r>
+    </w:p>
+    <w:p>
+      <w:pPr>
+        <w:pStyle w:val="a7"/>
+        <w:numPr>
+          <w:ilvl w:val="0"/>
+          <w:numId w:val="28"/>
+        </w:numPr>
+        <w:rPr>
+          <w:b/>
+          <w:bCs/>
+          <w:sz w:val="32"/>
+          <w:szCs w:val="32"/>
+        </w:rPr>
+      </w:pPr>
+      <w:r>
+        <w:rPr>
+          <w:b/>
+          <w:bCs/>
+          <w:sz w:val="32"/>
+          <w:szCs w:val="32"/>
+          <w:lang w:val="en-US"/>
+        </w:rPr>
+        <w:t>Constraints</w:t>
+      </w:r>
+      <w:r>
+        <w:rPr>
+          <w:b/>
+          <w:bCs/>
+          <w:sz w:val="32"/>
+          <w:szCs w:val="32"/>
+          <w:lang w:val="en-US"/>
+        </w:rPr>
+        <w:t>:</w:t>
+      </w:r>
+    </w:p>
+    <w:p>
+      <w:pPr>
+        <w:pStyle w:val="a7"/>
+        <w:numPr>
+          <w:ilvl w:val="0"/>
+          <w:numId w:val="29"/>
+        </w:numPr>
+        <w:rPr>
+          <w:sz w:val="32"/>
+          <w:szCs w:val="32"/>
+          <w:lang w:val="en-US"/>
+        </w:rPr>
+      </w:pPr>
+      <w:proofErr w:type="spellStart"/>
+      <w:r>
+        <w:rPr>
+          <w:sz w:val="32"/>
+          <w:szCs w:val="32"/>
+          <w:lang w:val="en-US"/>
+        </w:rPr>
+        <w:t>PK_Reservation_Table</w:t>
+      </w:r>
+      <w:proofErr w:type="spellEnd"/>
+      <w:r>
+        <w:rPr>
+          <w:sz w:val="32"/>
+          <w:szCs w:val="32"/>
+          <w:lang w:val="en-US"/>
+        </w:rPr>
+        <w:t>: PRIMARY KEY (</w:t>
+      </w:r>
+      <w:proofErr w:type="spellStart"/>
+      <w:r>
+        <w:rPr>
+          <w:sz w:val="32"/>
+          <w:szCs w:val="32"/>
+          <w:lang w:val="en-US"/>
+        </w:rPr>
+        <w:t>ReservationID</w:t>
+      </w:r>
+      <w:proofErr w:type="spellEnd"/>
+      <w:r>
+        <w:rPr>
+          <w:sz w:val="32"/>
+          <w:szCs w:val="32"/>
+          <w:lang w:val="en-US"/>
+        </w:rPr>
+        <w:t>,</w:t>
+      </w:r>
+      <w:r>
+        <w:rPr>
+          <w:sz w:val="32"/>
+          <w:szCs w:val="32"/>
+          <w:lang w:val="en-US"/>
+        </w:rPr>
+        <w:t xml:space="preserve"> </w:t>
+      </w:r>
+      <w:proofErr w:type="spellStart"/>
+      <w:r>
+        <w:rPr>
+          <w:sz w:val="32"/>
+          <w:szCs w:val="32"/>
+          <w:lang w:val="en-US"/>
+        </w:rPr>
+        <w:t>TableID</w:t>
+      </w:r>
+      <w:proofErr w:type="spellEnd"/>
+      <w:r>
+        <w:rPr>
+          <w:sz w:val="32"/>
+          <w:szCs w:val="32"/>
+          <w:lang w:val="en-US"/>
+        </w:rPr>
+        <w:t>)</w:t>
+      </w:r>
+    </w:p>
+    <w:p>
+      <w:pPr>
+        <w:pStyle w:val="a7"/>
+        <w:numPr>
+          <w:ilvl w:val="0"/>
+          <w:numId w:val="29"/>
+        </w:numPr>
+        <w:rPr>
+          <w:sz w:val="32"/>
+          <w:szCs w:val="32"/>
+          <w:lang w:val="en-US"/>
+        </w:rPr>
+      </w:pPr>
+      <w:proofErr w:type="spellStart"/>
+      <w:r>
+        <w:rPr>
+          <w:sz w:val="32"/>
+          <w:szCs w:val="32"/>
+          <w:lang w:val="en-US"/>
+        </w:rPr>
+        <w:t>FK_Reservation</w:t>
+      </w:r>
+      <w:proofErr w:type="spellEnd"/>
+      <w:r>
+        <w:rPr>
+          <w:sz w:val="32"/>
+          <w:szCs w:val="32"/>
+          <w:lang w:val="en-US"/>
+        </w:rPr>
+        <w:t>: FOREIGN KEY (</w:t>
+      </w:r>
+      <w:proofErr w:type="spellStart"/>
+      <w:r>
+        <w:rPr>
+          <w:sz w:val="32"/>
+          <w:szCs w:val="32"/>
+          <w:lang w:val="en-US"/>
+        </w:rPr>
+        <w:t>ReservationID</w:t>
+      </w:r>
+      <w:proofErr w:type="spellEnd"/>
+      <w:r>
+        <w:rPr>
+          <w:sz w:val="32"/>
+          <w:szCs w:val="32"/>
+          <w:lang w:val="en-US"/>
+        </w:rPr>
+        <w:t xml:space="preserve">) REFERENCES </w:t>
+      </w:r>
+      <w:proofErr w:type="gramStart"/>
+      <w:r>
+        <w:rPr>
+          <w:sz w:val="32"/>
+          <w:szCs w:val="32"/>
+          <w:lang w:val="en-US"/>
+        </w:rPr>
+        <w:t>Reservations(</w:t>
+      </w:r>
+      <w:proofErr w:type="spellStart"/>
+      <w:proofErr w:type="gramEnd"/>
+      <w:r>
+        <w:rPr>
+          <w:sz w:val="32"/>
+          <w:szCs w:val="32"/>
+          <w:lang w:val="en-US"/>
+        </w:rPr>
+        <w:t>ReservationID</w:t>
+      </w:r>
+      <w:proofErr w:type="spellEnd"/>
+      <w:r>
+        <w:rPr>
+          <w:sz w:val="32"/>
+          <w:szCs w:val="32"/>
+          <w:lang w:val="en-US"/>
+        </w:rPr>
+        <w:t xml:space="preserve">) </w:t>
+      </w:r>
+    </w:p>
+    <w:p>
+      <w:pPr>
+        <w:pStyle w:val="a7"/>
+        <w:numPr>
+          <w:ilvl w:val="0"/>
+          <w:numId w:val="29"/>
+        </w:numPr>
+        <w:rPr>
+          <w:sz w:val="32"/>
+          <w:szCs w:val="32"/>
+          <w:lang w:val="en-US"/>
+        </w:rPr>
+      </w:pPr>
+      <w:proofErr w:type="spellStart"/>
+      <w:r>
+        <w:rPr>
+          <w:sz w:val="32"/>
+          <w:szCs w:val="32"/>
+          <w:lang w:val="en-US"/>
+        </w:rPr>
+        <w:t>FK_Table</w:t>
+      </w:r>
+      <w:proofErr w:type="spellEnd"/>
+      <w:r>
+        <w:rPr>
+          <w:sz w:val="32"/>
+          <w:szCs w:val="32"/>
+          <w:lang w:val="en-US"/>
+        </w:rPr>
+        <w:t>: FOREIGN KEY (</w:t>
+      </w:r>
+      <w:proofErr w:type="spellStart"/>
+      <w:r>
+        <w:rPr>
+          <w:sz w:val="32"/>
+          <w:szCs w:val="32"/>
+          <w:lang w:val="en-US"/>
+        </w:rPr>
+        <w:t>TableID</w:t>
+      </w:r>
+      <w:proofErr w:type="spellEnd"/>
+      <w:r>
+        <w:rPr>
+          <w:sz w:val="32"/>
+          <w:szCs w:val="32"/>
+          <w:lang w:val="en-US"/>
+        </w:rPr>
+        <w:t xml:space="preserve">) REFERENCES </w:t>
+      </w:r>
+      <w:proofErr w:type="gramStart"/>
+      <w:r>
+        <w:rPr>
+          <w:sz w:val="32"/>
+          <w:szCs w:val="32"/>
+          <w:lang w:val="en-US"/>
+        </w:rPr>
+        <w:t>Tables(</w:t>
+      </w:r>
+      <w:proofErr w:type="spellStart"/>
+      <w:proofErr w:type="gramEnd"/>
+      <w:r>
+        <w:rPr>
+          <w:sz w:val="32"/>
+          <w:szCs w:val="32"/>
+          <w:lang w:val="en-US"/>
+        </w:rPr>
+        <w:t>TableID</w:t>
+      </w:r>
+      <w:proofErr w:type="spellEnd"/>
+      <w:r>
+        <w:rPr>
+          <w:sz w:val="32"/>
+          <w:szCs w:val="32"/>
+          <w:lang w:val="en-US"/>
+        </w:rPr>
+        <w:t>)</w:t>
+      </w:r>
+    </w:p>
+    <w:p>
+      <w:pPr>
+        <w:rPr>
+          <w:b/>
+          <w:bCs/>
+          <w:sz w:val="36"/>
+          <w:szCs w:val="36"/>
+          <w:lang w:val="en-US"/>
+        </w:rPr>
+      </w:pPr>
+      <w:r>
+        <w:rPr>
+          <w:b/>
+          <w:bCs/>
+          <w:sz w:val="36"/>
+          <w:szCs w:val="36"/>
+        </w:rPr>
+        <w:t>Взаимосвязи</w:t>
+      </w:r>
+      <w:r>
+        <w:rPr>
+          <w:b/>
+          <w:bCs/>
+          <w:sz w:val="36"/>
+          <w:szCs w:val="36"/>
+          <w:lang w:val="en-US"/>
+        </w:rPr>
+        <w:t>:</w:t>
+      </w:r>
     </w:p>
     <w:p>
       <w:pPr>
@@ -2237,79 +2650,227 @@
         <w:rPr>
           <w:b/>
           <w:bCs/>
-          <w:sz w:val="32"/>
-          <w:szCs w:val="32"/>
-        </w:rPr>
-      </w:pPr>
-      <w:r>
-        <w:rPr>
-          <w:b/>
-          <w:bCs/>
-          <w:sz w:val="32"/>
-          <w:szCs w:val="32"/>
-          <w:lang w:val="en-US"/>
-        </w:rPr>
-        <w:t>Description</w:t>
-      </w:r>
-      <w:r>
-        <w:rPr>
-          <w:b/>
-          <w:bCs/>
-          <w:sz w:val="32"/>
-          <w:szCs w:val="32"/>
+          <w:sz w:val="28"/>
+          <w:szCs w:val="28"/>
+        </w:rPr>
+      </w:pPr>
+      <w:r>
+        <w:rPr>
+          <w:b/>
+          <w:bCs/>
+          <w:sz w:val="28"/>
+          <w:szCs w:val="28"/>
+          <w:lang w:val="en-US"/>
+        </w:rPr>
+        <w:t>Customers</w:t>
+      </w:r>
+      <w:r>
+        <w:rPr>
+          <w:b/>
+          <w:bCs/>
+          <w:sz w:val="28"/>
+          <w:szCs w:val="28"/>
+        </w:rPr>
+        <w:t xml:space="preserve"> </w:t>
+      </w:r>
+      <w:r>
+        <w:rPr>
+          <w:b/>
+          <w:bCs/>
+          <w:sz w:val="28"/>
+          <w:szCs w:val="28"/>
+        </w:rPr>
+        <w:t>и</w:t>
+      </w:r>
+      <w:r>
+        <w:rPr>
+          <w:b/>
+          <w:bCs/>
+          <w:sz w:val="28"/>
+          <w:szCs w:val="28"/>
+        </w:rPr>
+        <w:t xml:space="preserve"> </w:t>
+      </w:r>
+      <w:r>
+        <w:rPr>
+          <w:b/>
+          <w:bCs/>
+          <w:sz w:val="28"/>
+          <w:szCs w:val="28"/>
+          <w:lang w:val="en-US"/>
+        </w:rPr>
+        <w:t>Reservations</w:t>
+      </w:r>
+      <w:r>
+        <w:rPr>
+          <w:b/>
+          <w:bCs/>
+          <w:sz w:val="28"/>
+          <w:szCs w:val="28"/>
+        </w:rPr>
+        <w:t xml:space="preserve"> (</w:t>
+      </w:r>
+      <w:r>
+        <w:rPr>
+          <w:b/>
+          <w:bCs/>
+          <w:sz w:val="28"/>
+          <w:szCs w:val="28"/>
+        </w:rPr>
+        <w:t>Один</w:t>
+      </w:r>
+      <w:r>
+        <w:rPr>
+          <w:b/>
+          <w:bCs/>
+          <w:sz w:val="28"/>
+          <w:szCs w:val="28"/>
+        </w:rPr>
+        <w:t>-</w:t>
+      </w:r>
+      <w:r>
+        <w:rPr>
+          <w:b/>
+          <w:bCs/>
+          <w:sz w:val="28"/>
+          <w:szCs w:val="28"/>
+        </w:rPr>
+        <w:t>ко</w:t>
+      </w:r>
+      <w:r>
+        <w:rPr>
+          <w:b/>
+          <w:bCs/>
+          <w:sz w:val="28"/>
+          <w:szCs w:val="28"/>
+        </w:rPr>
+        <w:t>-</w:t>
+      </w:r>
+      <w:r>
+        <w:rPr>
+          <w:b/>
+          <w:bCs/>
+          <w:sz w:val="28"/>
+          <w:szCs w:val="28"/>
+        </w:rPr>
+        <w:t>Многим</w:t>
+      </w:r>
+      <w:r>
+        <w:rPr>
+          <w:b/>
+          <w:bCs/>
+          <w:sz w:val="28"/>
+          <w:szCs w:val="28"/>
+        </w:rPr>
+        <w:t>)</w:t>
+      </w:r>
+      <w:r>
+        <w:rPr>
+          <w:b/>
+          <w:bCs/>
+          <w:sz w:val="28"/>
+          <w:szCs w:val="28"/>
         </w:rPr>
         <w:t xml:space="preserve">: </w:t>
       </w:r>
       <w:r>
         <w:rPr>
-          <w:sz w:val="32"/>
-          <w:szCs w:val="32"/>
-        </w:rPr>
-        <w:t xml:space="preserve">Является связующей таблицей между </w:t>
-      </w:r>
-      <w:r>
-        <w:rPr>
-          <w:sz w:val="32"/>
-          <w:szCs w:val="32"/>
+          <w:sz w:val="28"/>
+          <w:szCs w:val="28"/>
+        </w:rPr>
+        <w:t>Один клиент может забронировать несколько столиков, но один столик может быть забронирован лишь одним человеком.</w:t>
+      </w:r>
+    </w:p>
+    <w:p>
+      <w:pPr>
+        <w:pStyle w:val="a7"/>
+        <w:numPr>
+          <w:ilvl w:val="0"/>
+          <w:numId w:val="22"/>
+        </w:numPr>
+        <w:rPr>
+          <w:sz w:val="28"/>
+          <w:szCs w:val="28"/>
+        </w:rPr>
+      </w:pPr>
+      <w:r>
+        <w:rPr>
+          <w:color w:val="007033"/>
+          <w:sz w:val="28"/>
+          <w:szCs w:val="28"/>
           <w:lang w:val="en-US"/>
         </w:rPr>
         <w:t>Reservations</w:t>
       </w:r>
       <w:r>
         <w:rPr>
-          <w:sz w:val="32"/>
-          <w:szCs w:val="32"/>
+          <w:color w:val="007033"/>
+          <w:sz w:val="28"/>
+          <w:szCs w:val="28"/>
+        </w:rPr>
+        <w:t>.</w:t>
+      </w:r>
+      <w:proofErr w:type="spellStart"/>
+      <w:r>
+        <w:rPr>
+          <w:color w:val="007033"/>
+          <w:sz w:val="28"/>
+          <w:szCs w:val="28"/>
+          <w:lang w:val="en-US"/>
+        </w:rPr>
+        <w:t>CustomerID</w:t>
+      </w:r>
+      <w:proofErr w:type="spellEnd"/>
+      <w:r>
+        <w:rPr>
+          <w:color w:val="007033"/>
+          <w:sz w:val="28"/>
+          <w:szCs w:val="28"/>
         </w:rPr>
         <w:t xml:space="preserve"> </w:t>
       </w:r>
       <w:r>
         <w:rPr>
-          <w:sz w:val="32"/>
-          <w:szCs w:val="32"/>
-        </w:rPr>
-        <w:t xml:space="preserve">и </w:t>
-      </w:r>
-      <w:r>
-        <w:rPr>
-          <w:sz w:val="32"/>
-          <w:szCs w:val="32"/>
-          <w:lang w:val="en-US"/>
-        </w:rPr>
-        <w:t>Tables</w:t>
-      </w:r>
-      <w:r>
-        <w:rPr>
-          <w:sz w:val="32"/>
-          <w:szCs w:val="32"/>
-        </w:rPr>
-        <w:t xml:space="preserve"> </w:t>
-      </w:r>
-      <w:r>
-        <w:rPr>
-          <w:sz w:val="32"/>
-          <w:szCs w:val="32"/>
-        </w:rPr>
-        <w:t>для осуществления связи Многие-ко-Многим</w:t>
+          <w:sz w:val="28"/>
+          <w:szCs w:val="28"/>
+        </w:rPr>
+        <w:t xml:space="preserve">является внешним ключом, ссылающимся на </w:t>
+      </w:r>
+      <w:r>
+        <w:rPr>
+          <w:color w:val="007033"/>
+          <w:sz w:val="28"/>
+          <w:szCs w:val="28"/>
+          <w:lang w:val="en-US"/>
+        </w:rPr>
+        <w:t>Customers</w:t>
+      </w:r>
+      <w:r>
+        <w:rPr>
+          <w:color w:val="007033"/>
+          <w:sz w:val="28"/>
+          <w:szCs w:val="28"/>
+        </w:rPr>
+        <w:t>.</w:t>
+      </w:r>
+      <w:proofErr w:type="spellStart"/>
+      <w:r>
+        <w:rPr>
+          <w:color w:val="007033"/>
+          <w:sz w:val="28"/>
+          <w:szCs w:val="28"/>
+          <w:lang w:val="en-US"/>
+        </w:rPr>
+        <w:t>CustomerID</w:t>
+      </w:r>
+      <w:proofErr w:type="spellEnd"/>
+      <w:r>
+        <w:rPr>
+          <w:color w:val="000000" w:themeColor="text1"/>
+          <w:sz w:val="28"/>
+          <w:szCs w:val="28"/>
+        </w:rPr>
+        <w:t>.</w:t>
       </w:r>
     </w:p>
     <w:p>
@@ -2322,19 +2883,73 @@
         <w:rPr>
           <w:b/>
           <w:bCs/>
-          <w:sz w:val="32"/>
-          <w:szCs w:val="32"/>
-        </w:rPr>
-      </w:pPr>
-      <w:r>
-        <w:rPr>
-          <w:b/>
-          <w:bCs/>
-          <w:sz w:val="32"/>
-          <w:szCs w:val="32"/>
-          <w:lang w:val="en-US"/>
-        </w:rPr>
-        <w:t xml:space="preserve">Attributes: </w:t>
+          <w:sz w:val="28"/>
+          <w:szCs w:val="28"/>
+        </w:rPr>
+      </w:pPr>
+      <w:r>
+        <w:rPr>
+          <w:b/>
+          <w:bCs/>
+          <w:sz w:val="28"/>
+          <w:szCs w:val="28"/>
+          <w:lang w:val="en-US"/>
+        </w:rPr>
+        <w:t>Reservations</w:t>
+      </w:r>
+      <w:r>
+        <w:rPr>
+          <w:b/>
+          <w:bCs/>
+          <w:sz w:val="28"/>
+          <w:szCs w:val="28"/>
+        </w:rPr>
+        <w:t xml:space="preserve"> и </w:t>
+      </w:r>
+      <w:r>
+        <w:rPr>
+          <w:b/>
+          <w:bCs/>
+          <w:sz w:val="28"/>
+          <w:szCs w:val="28"/>
+          <w:lang w:val="en-US"/>
+        </w:rPr>
+        <w:t>Tables</w:t>
+      </w:r>
+      <w:r>
+        <w:rPr>
+          <w:b/>
+          <w:bCs/>
+          <w:sz w:val="28"/>
+          <w:szCs w:val="28"/>
+        </w:rPr>
+        <w:t xml:space="preserve"> (Многие-ко-Многим)</w:t>
+      </w:r>
+      <w:r>
+        <w:rPr>
+          <w:b/>
+          <w:bCs/>
+          <w:sz w:val="28"/>
+          <w:szCs w:val="28"/>
+        </w:rPr>
+        <w:t xml:space="preserve">: </w:t>
+      </w:r>
+      <w:r>
+        <w:rPr>
+          <w:sz w:val="28"/>
+          <w:szCs w:val="28"/>
+        </w:rPr>
+        <w:t>Одно бронирование может включать несколько столов (например, для большой компании).</w:t>
+      </w:r>
+      <w:r>
+        <w:t xml:space="preserve"> </w:t>
+      </w:r>
+      <w:r>
+        <w:rPr>
+          <w:sz w:val="28"/>
+          <w:szCs w:val="28"/>
+        </w:rPr>
+        <w:t>Один стол может быть зарезервирован в разных бронированиях (в разное время).</w:t>
       </w:r>
     </w:p>
     <w:p>
@@ -2345,18 +2960,120 @@
           <w:numId w:val="22"/>
         </w:numPr>
         <w:rPr>
-          <w:b/>
-          <w:bCs/>
-          <w:sz w:val="32"/>
-          <w:szCs w:val="32"/>
-          <w:lang w:val="en-US"/>
-        </w:rPr>
-      </w:pPr>
+          <w:sz w:val="28"/>
+          <w:szCs w:val="28"/>
+        </w:rPr>
+      </w:pPr>
+      <w:r>
+        <w:rPr>
+          <w:color w:val="000000" w:themeColor="text1"/>
+          <w:sz w:val="28"/>
+          <w:szCs w:val="28"/>
+        </w:rPr>
+        <w:t xml:space="preserve">Реализовано с помощью связующей таблицы </w:t>
+      </w:r>
+      <w:r>
+        <w:rPr>
+          <w:color w:val="000000" w:themeColor="text1"/>
+          <w:sz w:val="28"/>
+          <w:szCs w:val="28"/>
+          <w:lang w:val="en-US"/>
+        </w:rPr>
+        <w:t>Reservation</w:t>
+      </w:r>
+      <w:r>
+        <w:rPr>
+          <w:color w:val="000000" w:themeColor="text1"/>
+          <w:sz w:val="28"/>
+          <w:szCs w:val="28"/>
+        </w:rPr>
+        <w:t>_</w:t>
+      </w:r>
+      <w:r>
+        <w:rPr>
+          <w:color w:val="000000" w:themeColor="text1"/>
+          <w:sz w:val="28"/>
+          <w:szCs w:val="28"/>
+          <w:lang w:val="en-US"/>
+        </w:rPr>
+        <w:t>Tables</w:t>
+      </w:r>
+      <w:r>
+        <w:rPr>
+          <w:color w:val="000000" w:themeColor="text1"/>
+          <w:sz w:val="28"/>
+          <w:szCs w:val="28"/>
+        </w:rPr>
+        <w:t xml:space="preserve"> </w:t>
+      </w:r>
+      <w:r>
+        <w:rPr>
+          <w:color w:val="000000" w:themeColor="text1"/>
+          <w:sz w:val="28"/>
+          <w:szCs w:val="28"/>
+        </w:rPr>
+        <w:t xml:space="preserve">с составным первичным </w:t>
+      </w:r>
       <w:proofErr w:type="spellStart"/>
       <w:r>
         <w:rPr>
-          <w:sz w:val="32"/>
-          <w:szCs w:val="32"/>
+          <w:color w:val="000000" w:themeColor="text1"/>
+          <w:sz w:val="28"/>
+          <w:szCs w:val="28"/>
+        </w:rPr>
+        <w:t>ключем</w:t>
+      </w:r>
+      <w:proofErr w:type="spellEnd"/>
+      <w:r>
+        <w:rPr>
+          <w:color w:val="000000" w:themeColor="text1"/>
+          <w:sz w:val="28"/>
+          <w:szCs w:val="28"/>
+        </w:rPr>
+        <w:t xml:space="preserve"> </w:t>
+      </w:r>
+      <w:r>
+        <w:rPr>
+          <w:color w:val="007033"/>
+          <w:sz w:val="28"/>
+          <w:szCs w:val="28"/>
+          <w:lang w:val="en-US"/>
+        </w:rPr>
+        <w:t>Reservation</w:t>
+      </w:r>
+      <w:r>
+        <w:rPr>
+          <w:color w:val="007033"/>
+          <w:sz w:val="28"/>
+          <w:szCs w:val="28"/>
+        </w:rPr>
+        <w:t>_</w:t>
+      </w:r>
+      <w:proofErr w:type="gramStart"/>
+      <w:r>
+        <w:rPr>
+          <w:color w:val="007033"/>
+          <w:sz w:val="28"/>
+          <w:szCs w:val="28"/>
+          <w:lang w:val="en-US"/>
+        </w:rPr>
+        <w:t>Tables</w:t>
+      </w:r>
+      <w:r>
+        <w:rPr>
+          <w:color w:val="007033"/>
+          <w:sz w:val="28"/>
+          <w:szCs w:val="28"/>
+        </w:rPr>
+        <w:t>.(</w:t>
+      </w:r>
+      <w:proofErr w:type="spellStart"/>
+      <w:proofErr w:type="gramEnd"/>
+      <w:r>
+        <w:rPr>
+          <w:color w:val="007033"/>
+          <w:sz w:val="28"/>
+          <w:szCs w:val="28"/>
           <w:lang w:val="en-US"/>
         </w:rPr>
         <w:t>ReservationID</w:t>
@@ -2364,27 +3081,98 @@
       <w:proofErr w:type="spellEnd"/>
       <w:r>
         <w:rPr>
-          <w:sz w:val="32"/>
-          <w:szCs w:val="32"/>
-          <w:lang w:val="en-US"/>
-        </w:rPr>
-        <w:t>: INTEGER,</w:t>
-      </w:r>
-      <w:r>
-        <w:rPr>
-          <w:sz w:val="32"/>
-          <w:szCs w:val="32"/>
-          <w:lang w:val="en-US"/>
-        </w:rPr>
-        <w:t xml:space="preserve"> </w:t>
-      </w:r>
-      <w:r>
-        <w:rPr>
-          <w:sz w:val="32"/>
-          <w:szCs w:val="32"/>
-          <w:lang w:val="en-US"/>
-        </w:rPr>
-        <w:t>(REFERENCES Reservations), NOT NULL</w:t>
+          <w:color w:val="007033"/>
+          <w:sz w:val="28"/>
+          <w:szCs w:val="28"/>
+        </w:rPr>
+        <w:t xml:space="preserve">, </w:t>
+      </w:r>
+      <w:proofErr w:type="spellStart"/>
+      <w:r>
+        <w:rPr>
+          <w:color w:val="007033"/>
+          <w:sz w:val="28"/>
+          <w:szCs w:val="28"/>
+          <w:lang w:val="en-US"/>
+        </w:rPr>
+        <w:t>TableID</w:t>
+      </w:r>
+      <w:proofErr w:type="spellEnd"/>
+      <w:r>
+        <w:rPr>
+          <w:color w:val="007033"/>
+          <w:sz w:val="28"/>
+          <w:szCs w:val="28"/>
+        </w:rPr>
+        <w:t>)</w:t>
+      </w:r>
+      <w:r>
+        <w:rPr>
+          <w:color w:val="000000" w:themeColor="text1"/>
+          <w:sz w:val="28"/>
+          <w:szCs w:val="28"/>
+        </w:rPr>
+        <w:t>.</w:t>
+      </w:r>
+    </w:p>
+    <w:p>
+      <w:pPr>
+        <w:pStyle w:val="a7"/>
+        <w:numPr>
+          <w:ilvl w:val="0"/>
+          <w:numId w:val="25"/>
+        </w:numPr>
+        <w:rPr>
+          <w:b/>
+          <w:bCs/>
+          <w:sz w:val="28"/>
+          <w:szCs w:val="28"/>
+        </w:rPr>
+      </w:pPr>
+      <w:r>
+        <w:rPr>
+          <w:b/>
+          <w:bCs/>
+          <w:sz w:val="28"/>
+          <w:szCs w:val="28"/>
+          <w:lang w:val="en-US"/>
+        </w:rPr>
+        <w:t>Tables</w:t>
+      </w:r>
+      <w:r>
+        <w:rPr>
+          <w:b/>
+          <w:bCs/>
+          <w:sz w:val="28"/>
+          <w:szCs w:val="28"/>
+        </w:rPr>
+        <w:t xml:space="preserve"> и </w:t>
+      </w:r>
+      <w:r>
+        <w:rPr>
+          <w:b/>
+          <w:bCs/>
+          <w:sz w:val="28"/>
+          <w:szCs w:val="28"/>
+          <w:lang w:val="en-US"/>
+        </w:rPr>
+        <w:t>Staff</w:t>
+      </w:r>
+      <w:r>
+        <w:rPr>
+          <w:b/>
+          <w:bCs/>
+          <w:sz w:val="28"/>
+          <w:szCs w:val="28"/>
+        </w:rPr>
+        <w:t xml:space="preserve"> (Один-ко-Многим): </w:t>
+      </w:r>
+      <w:r>
+        <w:rPr>
+          <w:sz w:val="28"/>
+          <w:szCs w:val="28"/>
+        </w:rPr>
+        <w:t>Один сотрудник может обслуживать несколько столиков.</w:t>
       </w:r>
     </w:p>
     <w:p>
@@ -2395,476 +3183,6 @@
           <w:numId w:val="22"/>
         </w:numPr>
         <w:rPr>
-          <w:sz w:val="32"/>
-          <w:szCs w:val="32"/>
-          <w:lang w:val="en-US"/>
-        </w:rPr>
-      </w:pPr>
-      <w:proofErr w:type="spellStart"/>
-      <w:r>
-        <w:rPr>
-          <w:sz w:val="32"/>
-          <w:szCs w:val="32"/>
-          <w:lang w:val="en-US"/>
-        </w:rPr>
-        <w:t>TableID</w:t>
-      </w:r>
-      <w:proofErr w:type="spellEnd"/>
-      <w:r>
-        <w:rPr>
-          <w:sz w:val="32"/>
-          <w:szCs w:val="32"/>
-          <w:lang w:val="en-US"/>
-        </w:rPr>
-        <w:t>: INTEGER, FK (REFERENCES Tables), NOT NULL</w:t>
-      </w:r>
-    </w:p>
-    <w:p>
-      <w:pPr>
-        <w:pStyle w:val="a7"/>
-        <w:numPr>
-          <w:ilvl w:val="0"/>
-          <w:numId w:val="28"/>
-        </w:numPr>
-        <w:rPr>
-          <w:b/>
-          <w:bCs/>
-          <w:sz w:val="32"/>
-          <w:szCs w:val="32"/>
-        </w:rPr>
-      </w:pPr>
-      <w:r>
-        <w:rPr>
-          <w:b/>
-          <w:bCs/>
-          <w:sz w:val="32"/>
-          <w:szCs w:val="32"/>
-          <w:lang w:val="en-US"/>
-        </w:rPr>
-        <w:t>Constraints</w:t>
-      </w:r>
-      <w:r>
-        <w:rPr>
-          <w:b/>
-          <w:bCs/>
-          <w:sz w:val="32"/>
-          <w:szCs w:val="32"/>
-          <w:lang w:val="en-US"/>
-        </w:rPr>
-        <w:t>:</w:t>
-      </w:r>
-    </w:p>
-    <w:p>
-      <w:pPr>
-        <w:pStyle w:val="a7"/>
-        <w:numPr>
-          <w:ilvl w:val="0"/>
-          <w:numId w:val="29"/>
-        </w:numPr>
-        <w:rPr>
-          <w:sz w:val="32"/>
-          <w:szCs w:val="32"/>
-          <w:lang w:val="en-US"/>
-        </w:rPr>
-      </w:pPr>
-      <w:proofErr w:type="spellStart"/>
-      <w:r>
-        <w:rPr>
-          <w:sz w:val="32"/>
-          <w:szCs w:val="32"/>
-          <w:lang w:val="en-US"/>
-        </w:rPr>
-        <w:t>PK_Reservation_Table</w:t>
-      </w:r>
-      <w:proofErr w:type="spellEnd"/>
-      <w:r>
-        <w:rPr>
-          <w:sz w:val="32"/>
-          <w:szCs w:val="32"/>
-          <w:lang w:val="en-US"/>
-        </w:rPr>
-        <w:t>: PRIMARY KEY (</w:t>
-      </w:r>
-      <w:proofErr w:type="spellStart"/>
-      <w:r>
-        <w:rPr>
-          <w:sz w:val="32"/>
-          <w:szCs w:val="32"/>
-          <w:lang w:val="en-US"/>
-        </w:rPr>
-        <w:t>ReservationID</w:t>
-      </w:r>
-      <w:proofErr w:type="spellEnd"/>
-      <w:r>
-        <w:rPr>
-          <w:sz w:val="32"/>
-          <w:szCs w:val="32"/>
-          <w:lang w:val="en-US"/>
-        </w:rPr>
-        <w:t>,</w:t>
-      </w:r>
-      <w:r>
-        <w:rPr>
-          <w:sz w:val="32"/>
-          <w:szCs w:val="32"/>
-          <w:lang w:val="en-US"/>
-        </w:rPr>
-        <w:t xml:space="preserve"> </w:t>
-      </w:r>
-      <w:proofErr w:type="spellStart"/>
-      <w:r>
-        <w:rPr>
-          <w:sz w:val="32"/>
-          <w:szCs w:val="32"/>
-          <w:lang w:val="en-US"/>
-        </w:rPr>
-        <w:t>TableID</w:t>
-      </w:r>
-      <w:proofErr w:type="spellEnd"/>
-      <w:r>
-        <w:rPr>
-          <w:sz w:val="32"/>
-          <w:szCs w:val="32"/>
-          <w:lang w:val="en-US"/>
-        </w:rPr>
-        <w:t>)</w:t>
-      </w:r>
-    </w:p>
-    <w:p>
-      <w:pPr>
-        <w:pStyle w:val="a7"/>
-        <w:numPr>
-          <w:ilvl w:val="0"/>
-          <w:numId w:val="29"/>
-        </w:numPr>
-        <w:rPr>
-          <w:sz w:val="32"/>
-          <w:szCs w:val="32"/>
-          <w:lang w:val="en-US"/>
-        </w:rPr>
-      </w:pPr>
-      <w:proofErr w:type="spellStart"/>
-      <w:r>
-        <w:rPr>
-          <w:sz w:val="32"/>
-          <w:szCs w:val="32"/>
-          <w:lang w:val="en-US"/>
-        </w:rPr>
-        <w:t>FK_Reservation</w:t>
-      </w:r>
-      <w:proofErr w:type="spellEnd"/>
-      <w:r>
-        <w:rPr>
-          <w:sz w:val="32"/>
-          <w:szCs w:val="32"/>
-          <w:lang w:val="en-US"/>
-        </w:rPr>
-        <w:t>: FOREIGN KEY (</w:t>
-      </w:r>
-      <w:proofErr w:type="spellStart"/>
-      <w:r>
-        <w:rPr>
-          <w:sz w:val="32"/>
-          <w:szCs w:val="32"/>
-          <w:lang w:val="en-US"/>
-        </w:rPr>
-        <w:t>ReservationID</w:t>
-      </w:r>
-      <w:proofErr w:type="spellEnd"/>
-      <w:r>
-        <w:rPr>
-          <w:sz w:val="32"/>
-          <w:szCs w:val="32"/>
-          <w:lang w:val="en-US"/>
-        </w:rPr>
-        <w:t xml:space="preserve">) REFERENCES </w:t>
-      </w:r>
-      <w:proofErr w:type="gramStart"/>
-      <w:r>
-        <w:rPr>
-          <w:sz w:val="32"/>
-          <w:szCs w:val="32"/>
-          <w:lang w:val="en-US"/>
-        </w:rPr>
-        <w:t>Reservations(</w:t>
-      </w:r>
-      <w:proofErr w:type="spellStart"/>
-      <w:proofErr w:type="gramEnd"/>
-      <w:r>
-        <w:rPr>
-          <w:sz w:val="32"/>
-          <w:szCs w:val="32"/>
-          <w:lang w:val="en-US"/>
-        </w:rPr>
-        <w:t>ReservationID</w:t>
-      </w:r>
-      <w:proofErr w:type="spellEnd"/>
-      <w:r>
-        <w:rPr>
-          <w:sz w:val="32"/>
-          <w:szCs w:val="32"/>
-          <w:lang w:val="en-US"/>
-        </w:rPr>
-        <w:t xml:space="preserve">) </w:t>
-      </w:r>
-    </w:p>
-    <w:p>
-      <w:pPr>
-        <w:pStyle w:val="a7"/>
-        <w:numPr>
-          <w:ilvl w:val="0"/>
-          <w:numId w:val="29"/>
-        </w:numPr>
-        <w:rPr>
-          <w:sz w:val="32"/>
-          <w:szCs w:val="32"/>
-          <w:lang w:val="en-US"/>
-        </w:rPr>
-      </w:pPr>
-      <w:proofErr w:type="spellStart"/>
-      <w:r>
-        <w:rPr>
-          <w:sz w:val="32"/>
-          <w:szCs w:val="32"/>
-          <w:lang w:val="en-US"/>
-        </w:rPr>
-        <w:t>FK_Table</w:t>
-      </w:r>
-      <w:proofErr w:type="spellEnd"/>
-      <w:r>
-        <w:rPr>
-          <w:sz w:val="32"/>
-          <w:szCs w:val="32"/>
-          <w:lang w:val="en-US"/>
-        </w:rPr>
-        <w:t>: FOREIGN KEY (</w:t>
-      </w:r>
-      <w:proofErr w:type="spellStart"/>
-      <w:r>
-        <w:rPr>
-          <w:sz w:val="32"/>
-          <w:szCs w:val="32"/>
-          <w:lang w:val="en-US"/>
-        </w:rPr>
-        <w:t>TableID</w:t>
-      </w:r>
-      <w:proofErr w:type="spellEnd"/>
-      <w:r>
-        <w:rPr>
-          <w:sz w:val="32"/>
-          <w:szCs w:val="32"/>
-          <w:lang w:val="en-US"/>
-        </w:rPr>
-        <w:t xml:space="preserve">) REFERENCES </w:t>
-      </w:r>
-      <w:proofErr w:type="gramStart"/>
-      <w:r>
-        <w:rPr>
-          <w:sz w:val="32"/>
-          <w:szCs w:val="32"/>
-          <w:lang w:val="en-US"/>
-        </w:rPr>
-        <w:t>Tables(</w:t>
-      </w:r>
-      <w:proofErr w:type="spellStart"/>
-      <w:proofErr w:type="gramEnd"/>
-      <w:r>
-        <w:rPr>
-          <w:sz w:val="32"/>
-          <w:szCs w:val="32"/>
-          <w:lang w:val="en-US"/>
-        </w:rPr>
-        <w:t>TableID</w:t>
-      </w:r>
-      <w:proofErr w:type="spellEnd"/>
-      <w:r>
-        <w:rPr>
-          <w:sz w:val="32"/>
-          <w:szCs w:val="32"/>
-          <w:lang w:val="en-US"/>
-        </w:rPr>
-        <w:t>)</w:t>
-      </w:r>
-    </w:p>
-    <w:p>
-      <w:pPr>
-        <w:rPr>
-          <w:b/>
-          <w:bCs/>
-          <w:sz w:val="36"/>
-          <w:szCs w:val="36"/>
-          <w:lang w:val="en-US"/>
-        </w:rPr>
-      </w:pPr>
-      <w:r>
-        <w:rPr>
-          <w:b/>
-          <w:bCs/>
-          <w:sz w:val="36"/>
-          <w:szCs w:val="36"/>
-        </w:rPr>
-        <w:t>Взаимосвязи</w:t>
-      </w:r>
-      <w:r>
-        <w:rPr>
-          <w:b/>
-          <w:bCs/>
-          <w:sz w:val="36"/>
-          <w:szCs w:val="36"/>
-          <w:lang w:val="en-US"/>
-        </w:rPr>
-        <w:t>:</w:t>
-      </w:r>
-    </w:p>
-    <w:p>
-      <w:pPr>
-        <w:pStyle w:val="a7"/>
-        <w:numPr>
-          <w:ilvl w:val="0"/>
-          <w:numId w:val="25"/>
-        </w:numPr>
-        <w:rPr>
-          <w:b/>
-          <w:bCs/>
-          <w:sz w:val="28"/>
-          <w:szCs w:val="28"/>
-        </w:rPr>
-      </w:pPr>
-      <w:r>
-        <w:rPr>
-          <w:b/>
-          <w:bCs/>
-          <w:sz w:val="28"/>
-          <w:szCs w:val="28"/>
-          <w:lang w:val="en-US"/>
-        </w:rPr>
-        <w:t>Customers</w:t>
-      </w:r>
-      <w:r>
-        <w:rPr>
-          <w:b/>
-          <w:bCs/>
-          <w:sz w:val="28"/>
-          <w:szCs w:val="28"/>
-        </w:rPr>
-        <w:t xml:space="preserve"> </w:t>
-      </w:r>
-      <w:r>
-        <w:rPr>
-          <w:b/>
-          <w:bCs/>
-          <w:sz w:val="28"/>
-          <w:szCs w:val="28"/>
-        </w:rPr>
-        <w:t>и</w:t>
-      </w:r>
-      <w:r>
-        <w:rPr>
-          <w:b/>
-          <w:bCs/>
-          <w:sz w:val="28"/>
-          <w:szCs w:val="28"/>
-        </w:rPr>
-        <w:t xml:space="preserve"> </w:t>
-      </w:r>
-      <w:r>
-        <w:rPr>
-          <w:b/>
-          <w:bCs/>
-          <w:sz w:val="28"/>
-          <w:szCs w:val="28"/>
-          <w:lang w:val="en-US"/>
-        </w:rPr>
-        <w:t>Reservations</w:t>
-      </w:r>
-      <w:r>
-        <w:rPr>
-          <w:b/>
-          <w:bCs/>
-          <w:sz w:val="28"/>
-          <w:szCs w:val="28"/>
-        </w:rPr>
-        <w:t xml:space="preserve"> (</w:t>
-      </w:r>
-      <w:r>
-        <w:rPr>
-          <w:b/>
-          <w:bCs/>
-          <w:sz w:val="28"/>
-          <w:szCs w:val="28"/>
-        </w:rPr>
-        <w:t>Один</w:t>
-      </w:r>
-      <w:r>
-        <w:rPr>
-          <w:b/>
-          <w:bCs/>
-          <w:sz w:val="28"/>
-          <w:szCs w:val="28"/>
-        </w:rPr>
-        <w:t>-</w:t>
-      </w:r>
-      <w:r>
-        <w:rPr>
-          <w:b/>
-          <w:bCs/>
-          <w:sz w:val="28"/>
-          <w:szCs w:val="28"/>
-        </w:rPr>
-        <w:t>ко</w:t>
-      </w:r>
-      <w:r>
-        <w:rPr>
-          <w:b/>
-          <w:bCs/>
-          <w:sz w:val="28"/>
-          <w:szCs w:val="28"/>
-        </w:rPr>
-        <w:t>-</w:t>
-      </w:r>
-      <w:r>
-        <w:rPr>
-          <w:b/>
-          <w:bCs/>
-          <w:sz w:val="28"/>
-          <w:szCs w:val="28"/>
-        </w:rPr>
-        <w:t>Многим</w:t>
-      </w:r>
-      <w:r>
-        <w:rPr>
-          <w:b/>
-          <w:bCs/>
-          <w:sz w:val="28"/>
-          <w:szCs w:val="28"/>
-        </w:rPr>
-        <w:t>)</w:t>
-      </w:r>
-      <w:r>
-        <w:rPr>
-          <w:b/>
-          <w:bCs/>
-          <w:sz w:val="28"/>
-          <w:szCs w:val="28"/>
-        </w:rPr>
-        <w:t xml:space="preserve">: </w:t>
-      </w:r>
-      <w:r>
-        <w:rPr>
-          <w:sz w:val="28"/>
-          <w:szCs w:val="28"/>
-        </w:rPr>
-        <w:t>Один клиент может забронировать несколько столиков, но один столик может быть забронирован лишь одним человеком.</w:t>
-      </w:r>
-    </w:p>
-    <w:p>
-      <w:pPr>
-        <w:pStyle w:val="a7"/>
-        <w:numPr>
-          <w:ilvl w:val="0"/>
-          <w:numId w:val="22"/>
-        </w:numPr>
-        <w:rPr>
           <w:sz w:val="28"/>
           <w:szCs w:val="28"/>
         </w:rPr>
@@ -2876,7 +3194,7 @@
           <w:szCs w:val="28"/>
           <w:lang w:val="en-US"/>
         </w:rPr>
-        <w:t>Reservations</w:t>
+        <w:t>Tables</w:t>
       </w:r>
       <w:r>
         <w:rPr>
@@ -2894,58 +3212,67 @@
           <w:szCs w:val="28"/>
           <w:lang w:val="en-US"/>
         </w:rPr>
-        <w:t>CustomerID</w:t>
-      </w:r>
-      <w:proofErr w:type="spellEnd"/>
+        <w:t>Staff</w:t>
+      </w:r>
       <w:r>
         <w:rPr>
           <w:color w:val="007033"/>
           <w:sz w:val="28"/>
           <w:szCs w:val="28"/>
-        </w:rPr>
-        <w:t xml:space="preserve"> </w:t>
-      </w:r>
+          <w:lang w:val="en-US"/>
+        </w:rPr>
+        <w:t>ID</w:t>
+      </w:r>
+      <w:proofErr w:type="spellEnd"/>
       <w:r>
         <w:rPr>
           <w:sz w:val="28"/>
           <w:szCs w:val="28"/>
         </w:rPr>
-        <w:t>является внешним ключом, ссылающимся на</w:t>
-      </w:r>
+        <w:t xml:space="preserve">, является внешним </w:t>
+      </w:r>
+      <w:proofErr w:type="spellStart"/>
       <w:r>
         <w:rPr>
           <w:sz w:val="28"/>
           <w:szCs w:val="28"/>
         </w:rPr>
-        <w:t xml:space="preserve"> </w:t>
+        <w:t>ключем</w:t>
+      </w:r>
+      <w:proofErr w:type="spellEnd"/>
+      <w:r>
+        <w:rPr>
+          <w:sz w:val="28"/>
+          <w:szCs w:val="28"/>
+        </w:rPr>
+        <w:t xml:space="preserve">, ссылающимся </w:t>
       </w:r>
       <w:r>
         <w:rPr>
           <w:color w:val="007033"/>
           <w:sz w:val="28"/>
           <w:szCs w:val="28"/>
-          <w:lang w:val="en-US"/>
-        </w:rPr>
-        <w:t>Customers</w:t>
+        </w:rPr>
+        <w:t xml:space="preserve">на </w:t>
       </w:r>
       <w:r>
         <w:rPr>
           <w:color w:val="007033"/>
           <w:sz w:val="28"/>
           <w:szCs w:val="28"/>
-        </w:rPr>
-        <w:t>.</w:t>
-      </w:r>
-      <w:proofErr w:type="spellStart"/>
+          <w:lang w:val="en-US"/>
+        </w:rPr>
+        <w:t>Stuff</w:t>
+      </w:r>
       <w:r>
         <w:rPr>
           <w:color w:val="007033"/>
           <w:sz w:val="28"/>
           <w:szCs w:val="28"/>
-          <w:lang w:val="en-US"/>
-        </w:rPr>
-        <w:t>Customer</w:t>
-      </w:r>
+        </w:rPr>
+        <w:t>.</w:t>
+      </w:r>
+      <w:proofErr w:type="spellStart"/>
       <w:r>
         <w:rPr>
           <w:color w:val="007033"/>
@@ -2953,183 +3280,7 @@
           <w:szCs w:val="28"/>
           <w:lang w:val="en-US"/>
         </w:rPr>
-        <w:t>ID</w:t>
-      </w:r>
-      <w:proofErr w:type="spellEnd"/>
-      <w:r>
-        <w:rPr>
-          <w:color w:val="000000" w:themeColor="text1"/>
-          <w:sz w:val="28"/>
-          <w:szCs w:val="28"/>
-        </w:rPr>
-        <w:t>.</w:t>
-      </w:r>
-    </w:p>
-    <w:p>
-      <w:pPr>
-        <w:pStyle w:val="a7"/>
-        <w:numPr>
-          <w:ilvl w:val="0"/>
-          <w:numId w:val="25"/>
-        </w:numPr>
-        <w:rPr>
-          <w:b/>
-          <w:bCs/>
-          <w:sz w:val="28"/>
-          <w:szCs w:val="28"/>
-        </w:rPr>
-      </w:pPr>
-      <w:r>
-        <w:rPr>
-          <w:b/>
-          <w:bCs/>
-          <w:sz w:val="28"/>
-          <w:szCs w:val="28"/>
-          <w:lang w:val="en-US"/>
-        </w:rPr>
-        <w:t>Reservations</w:t>
-      </w:r>
-      <w:r>
-        <w:rPr>
-          <w:b/>
-          <w:bCs/>
-          <w:sz w:val="28"/>
-          <w:szCs w:val="28"/>
-        </w:rPr>
-        <w:t xml:space="preserve"> и </w:t>
-      </w:r>
-      <w:r>
-        <w:rPr>
-          <w:b/>
-          <w:bCs/>
-          <w:sz w:val="28"/>
-          <w:szCs w:val="28"/>
-          <w:lang w:val="en-US"/>
-        </w:rPr>
-        <w:t>Tables</w:t>
-      </w:r>
-      <w:r>
-        <w:rPr>
-          <w:b/>
-          <w:bCs/>
-          <w:sz w:val="28"/>
-          <w:szCs w:val="28"/>
-        </w:rPr>
-        <w:t xml:space="preserve"> (Многие-ко-Многим)</w:t>
-      </w:r>
-      <w:r>
-        <w:rPr>
-          <w:b/>
-          <w:bCs/>
-          <w:sz w:val="28"/>
-          <w:szCs w:val="28"/>
-        </w:rPr>
-        <w:t xml:space="preserve">: </w:t>
-      </w:r>
-      <w:r>
-        <w:rPr>
-          <w:sz w:val="28"/>
-          <w:szCs w:val="28"/>
-        </w:rPr>
-        <w:t>Одно бронирование может включать несколько столов (например, для большой компании)</w:t>
-      </w:r>
-      <w:r>
-        <w:rPr>
-          <w:sz w:val="28"/>
-          <w:szCs w:val="28"/>
-        </w:rPr>
-        <w:t>.</w:t>
-      </w:r>
-      <w:r>
-        <w:t xml:space="preserve"> </w:t>
-      </w:r>
-      <w:r>
-        <w:rPr>
-          <w:sz w:val="28"/>
-          <w:szCs w:val="28"/>
-        </w:rPr>
-        <w:t>Один стол может быть зарезервирован в разных бронированиях (в разное время).</w:t>
-      </w:r>
-    </w:p>
-    <w:p>
-      <w:pPr>
-        <w:pStyle w:val="a7"/>
-        <w:numPr>
-          <w:ilvl w:val="0"/>
-          <w:numId w:val="22"/>
-        </w:numPr>
-        <w:rPr>
-          <w:sz w:val="28"/>
-          <w:szCs w:val="28"/>
-        </w:rPr>
-      </w:pPr>
-      <w:r>
-        <w:rPr>
-          <w:color w:val="000000" w:themeColor="text1"/>
-          <w:sz w:val="28"/>
-          <w:szCs w:val="28"/>
-        </w:rPr>
-        <w:t xml:space="preserve">Реализовано с помощью связующей таблицы </w:t>
-      </w:r>
-      <w:r>
-        <w:rPr>
-          <w:color w:val="000000" w:themeColor="text1"/>
-          <w:sz w:val="28"/>
-          <w:szCs w:val="28"/>
-          <w:lang w:val="en-US"/>
-        </w:rPr>
-        <w:t>Reservation</w:t>
-      </w:r>
-      <w:r>
-        <w:rPr>
-          <w:color w:val="000000" w:themeColor="text1"/>
-          <w:sz w:val="28"/>
-          <w:szCs w:val="28"/>
-        </w:rPr>
-        <w:t>_</w:t>
-      </w:r>
-      <w:r>
-        <w:rPr>
-          <w:color w:val="000000" w:themeColor="text1"/>
-          <w:sz w:val="28"/>
-          <w:szCs w:val="28"/>
-          <w:lang w:val="en-US"/>
-        </w:rPr>
-        <w:t>Tables</w:t>
-      </w:r>
-      <w:r>
-        <w:rPr>
-          <w:color w:val="000000" w:themeColor="text1"/>
-          <w:sz w:val="28"/>
-          <w:szCs w:val="28"/>
-        </w:rPr>
-        <w:t xml:space="preserve"> </w:t>
-      </w:r>
-      <w:r>
-        <w:rPr>
-          <w:color w:val="000000" w:themeColor="text1"/>
-          <w:sz w:val="28"/>
-          <w:szCs w:val="28"/>
-        </w:rPr>
-        <w:t xml:space="preserve">с составным первичным </w:t>
-      </w:r>
-      <w:proofErr w:type="spellStart"/>
-      <w:r>
-        <w:rPr>
-          <w:color w:val="000000" w:themeColor="text1"/>
-          <w:sz w:val="28"/>
-          <w:szCs w:val="28"/>
-        </w:rPr>
-        <w:t>ключем</w:t>
-      </w:r>
-      <w:proofErr w:type="spellEnd"/>
-      <w:r>
-        <w:rPr>
-          <w:color w:val="000000" w:themeColor="text1"/>
-          <w:sz w:val="28"/>
-          <w:szCs w:val="28"/>
-        </w:rPr>
-        <w:t xml:space="preserve"> </w:t>
+        <w:t>Stuff</w:t>
       </w:r>
       <w:r>
         <w:rPr>
@@ -3138,336 +3289,46 @@
           <w:szCs w:val="28"/>
           <w:lang w:val="en-US"/>
         </w:rPr>
-        <w:t>Reservation</w:t>
-      </w:r>
+        <w:t>ID</w:t>
+      </w:r>
+      <w:proofErr w:type="spellEnd"/>
       <w:r>
         <w:rPr>
           <w:color w:val="007033"/>
           <w:sz w:val="28"/>
           <w:szCs w:val="28"/>
         </w:rPr>
-        <w:t>_</w:t>
-      </w:r>
-      <w:proofErr w:type="gramStart"/>
-      <w:r>
-        <w:rPr>
-          <w:color w:val="007033"/>
-          <w:sz w:val="28"/>
-          <w:szCs w:val="28"/>
-          <w:lang w:val="en-US"/>
-        </w:rPr>
-        <w:t>Tables</w:t>
-      </w:r>
-      <w:r>
-        <w:rPr>
-          <w:color w:val="007033"/>
-          <w:sz w:val="28"/>
-          <w:szCs w:val="28"/>
-        </w:rPr>
-        <w:t>.(</w:t>
-      </w:r>
-      <w:proofErr w:type="spellStart"/>
-      <w:proofErr w:type="gramEnd"/>
-      <w:r>
-        <w:rPr>
-          <w:color w:val="007033"/>
-          <w:sz w:val="28"/>
-          <w:szCs w:val="28"/>
-          <w:lang w:val="en-US"/>
-        </w:rPr>
-        <w:t>ReservationID</w:t>
-      </w:r>
-      <w:proofErr w:type="spellEnd"/>
-      <w:r>
-        <w:rPr>
-          <w:color w:val="007033"/>
-          <w:sz w:val="28"/>
-          <w:szCs w:val="28"/>
-        </w:rPr>
-        <w:t xml:space="preserve">, </w:t>
-      </w:r>
-      <w:proofErr w:type="spellStart"/>
-      <w:r>
-        <w:rPr>
-          <w:color w:val="007033"/>
-          <w:sz w:val="28"/>
-          <w:szCs w:val="28"/>
-          <w:lang w:val="en-US"/>
-        </w:rPr>
-        <w:t>TableID</w:t>
-      </w:r>
-      <w:proofErr w:type="spellEnd"/>
-      <w:r>
-        <w:rPr>
-          <w:color w:val="007033"/>
-          <w:sz w:val="28"/>
-          <w:szCs w:val="28"/>
-        </w:rPr>
-        <w:t>)</w:t>
-      </w:r>
-      <w:r>
-        <w:rPr>
-          <w:color w:val="000000" w:themeColor="text1"/>
-          <w:sz w:val="28"/>
-          <w:szCs w:val="28"/>
-        </w:rPr>
         <w:t>.</w:t>
       </w:r>
     </w:p>
     <w:p>
       <w:pPr>
-        <w:pStyle w:val="a7"/>
-        <w:numPr>
-          <w:ilvl w:val="0"/>
-          <w:numId w:val="25"/>
-        </w:numPr>
-        <w:rPr>
-          <w:b/>
-          <w:bCs/>
-          <w:sz w:val="28"/>
-          <w:szCs w:val="28"/>
-        </w:rPr>
-      </w:pPr>
-      <w:r>
-        <w:rPr>
-          <w:b/>
-          <w:bCs/>
-          <w:sz w:val="28"/>
-          <w:szCs w:val="28"/>
-          <w:lang w:val="en-US"/>
-        </w:rPr>
-        <w:t>Reservations</w:t>
-      </w:r>
-      <w:r>
-        <w:rPr>
-          <w:b/>
-          <w:bCs/>
-          <w:sz w:val="28"/>
-          <w:szCs w:val="28"/>
-        </w:rPr>
-        <w:t xml:space="preserve"> </w:t>
-      </w:r>
-      <w:r>
-        <w:rPr>
-          <w:b/>
-          <w:bCs/>
-          <w:sz w:val="28"/>
-          <w:szCs w:val="28"/>
-        </w:rPr>
-        <w:t xml:space="preserve">и </w:t>
-      </w:r>
-      <w:r>
-        <w:rPr>
-          <w:b/>
-          <w:bCs/>
-          <w:sz w:val="28"/>
-          <w:szCs w:val="28"/>
-          <w:lang w:val="en-US"/>
-        </w:rPr>
-        <w:t>Guests</w:t>
-      </w:r>
-      <w:r>
-        <w:rPr>
-          <w:b/>
-          <w:bCs/>
-          <w:sz w:val="28"/>
-          <w:szCs w:val="28"/>
-        </w:rPr>
-        <w:t xml:space="preserve"> (</w:t>
-      </w:r>
-      <w:r>
-        <w:rPr>
-          <w:b/>
-          <w:bCs/>
-          <w:sz w:val="28"/>
-          <w:szCs w:val="28"/>
-        </w:rPr>
-        <w:t>Один-ко-Многим</w:t>
-      </w:r>
-      <w:r>
-        <w:rPr>
-          <w:b/>
-          <w:bCs/>
-          <w:sz w:val="28"/>
-          <w:szCs w:val="28"/>
-        </w:rPr>
-        <w:t xml:space="preserve">): </w:t>
-      </w:r>
-      <w:r>
-        <w:rPr>
-          <w:sz w:val="28"/>
-          <w:szCs w:val="28"/>
-        </w:rPr>
-        <w:t>Одно бронирование</w:t>
-      </w:r>
-      <w:r>
-        <w:rPr>
-          <w:sz w:val="28"/>
-          <w:szCs w:val="28"/>
-        </w:rPr>
-        <w:t xml:space="preserve"> </w:t>
-      </w:r>
-      <w:r>
-        <w:rPr>
-          <w:sz w:val="28"/>
-          <w:szCs w:val="28"/>
-        </w:rPr>
-        <w:t>может включать нескольких гостей</w:t>
-      </w:r>
-      <w:r>
-        <w:rPr>
-          <w:sz w:val="28"/>
-          <w:szCs w:val="28"/>
-        </w:rPr>
-        <w:t xml:space="preserve">, </w:t>
-      </w:r>
-      <w:r>
-        <w:rPr>
-          <w:sz w:val="28"/>
-          <w:szCs w:val="28"/>
-        </w:rPr>
-        <w:t>но один гость может сидеть лишь на забронированном для него столике.</w:t>
+        <w:rPr>
+          <w:sz w:val="36"/>
+          <w:szCs w:val="36"/>
+          <w:lang w:val="en-US"/>
+        </w:rPr>
+      </w:pPr>
+      <w:r>
+        <w:rPr>
+          <w:sz w:val="36"/>
+          <w:szCs w:val="36"/>
+          <w:lang w:val="en-US"/>
+        </w:rPr>
+        <w:lastRenderedPageBreak/>
+        <w:t>Part 3: ER-</w:t>
+      </w:r>
+      <w:r>
+        <w:rPr>
+          <w:sz w:val="36"/>
+          <w:szCs w:val="36"/>
+        </w:rPr>
+        <w:t>Диаграмма</w:t>
       </w:r>
     </w:p>
     <w:p>
       <w:pPr>
-        <w:pStyle w:val="a7"/>
-        <w:numPr>
-          <w:ilvl w:val="0"/>
-          <w:numId w:val="22"/>
-        </w:numPr>
-        <w:rPr>
-          <w:sz w:val="28"/>
-          <w:szCs w:val="28"/>
-        </w:rPr>
-      </w:pPr>
-      <w:r>
-        <w:rPr>
-          <w:color w:val="007033"/>
-          <w:sz w:val="28"/>
-          <w:szCs w:val="28"/>
-          <w:lang w:val="en-US"/>
-        </w:rPr>
-        <w:lastRenderedPageBreak/>
-        <w:t>Guests</w:t>
-      </w:r>
-      <w:r>
-        <w:rPr>
-          <w:color w:val="007033"/>
-          <w:sz w:val="28"/>
-          <w:szCs w:val="28"/>
-        </w:rPr>
-        <w:t>.</w:t>
-      </w:r>
-      <w:proofErr w:type="spellStart"/>
-      <w:r>
-        <w:rPr>
-          <w:color w:val="007033"/>
-          <w:sz w:val="28"/>
-          <w:szCs w:val="28"/>
-          <w:lang w:val="en-US"/>
-        </w:rPr>
-        <w:t>ReservationID</w:t>
-      </w:r>
-      <w:proofErr w:type="spellEnd"/>
-      <w:r>
-        <w:rPr>
-          <w:sz w:val="28"/>
-          <w:szCs w:val="28"/>
-        </w:rPr>
-        <w:t xml:space="preserve">, </w:t>
-      </w:r>
-      <w:r>
-        <w:rPr>
-          <w:sz w:val="28"/>
-          <w:szCs w:val="28"/>
-        </w:rPr>
-        <w:t xml:space="preserve">является внешним </w:t>
-      </w:r>
-      <w:proofErr w:type="spellStart"/>
-      <w:r>
-        <w:rPr>
-          <w:sz w:val="28"/>
-          <w:szCs w:val="28"/>
-        </w:rPr>
-        <w:t>ключем</w:t>
-      </w:r>
-      <w:proofErr w:type="spellEnd"/>
-      <w:r>
-        <w:rPr>
-          <w:sz w:val="28"/>
-          <w:szCs w:val="28"/>
-        </w:rPr>
-        <w:t xml:space="preserve">, </w:t>
-      </w:r>
-      <w:r>
-        <w:rPr>
-          <w:sz w:val="28"/>
-          <w:szCs w:val="28"/>
-        </w:rPr>
-        <w:t>ссылающи</w:t>
-      </w:r>
-      <w:r>
-        <w:rPr>
-          <w:sz w:val="28"/>
-          <w:szCs w:val="28"/>
-        </w:rPr>
-        <w:t>м</w:t>
-      </w:r>
-      <w:r>
-        <w:rPr>
-          <w:sz w:val="28"/>
-          <w:szCs w:val="28"/>
-        </w:rPr>
-        <w:t xml:space="preserve">ся </w:t>
-      </w:r>
-      <w:r>
-        <w:rPr>
-          <w:color w:val="007033"/>
-          <w:sz w:val="28"/>
-          <w:szCs w:val="28"/>
-        </w:rPr>
-        <w:t xml:space="preserve">на </w:t>
-      </w:r>
-      <w:r>
-        <w:rPr>
-          <w:color w:val="007033"/>
-          <w:sz w:val="28"/>
-          <w:szCs w:val="28"/>
-          <w:lang w:val="en-US"/>
-        </w:rPr>
-        <w:t>Reservations</w:t>
-      </w:r>
-      <w:r>
-        <w:rPr>
-          <w:color w:val="007033"/>
-          <w:sz w:val="28"/>
-          <w:szCs w:val="28"/>
-        </w:rPr>
-        <w:t>.</w:t>
-      </w:r>
-      <w:proofErr w:type="spellStart"/>
-      <w:r>
-        <w:rPr>
-          <w:color w:val="007033"/>
-          <w:sz w:val="28"/>
-          <w:szCs w:val="28"/>
-          <w:lang w:val="en-US"/>
-        </w:rPr>
-        <w:t>ReservationID</w:t>
-      </w:r>
-      <w:proofErr w:type="spellEnd"/>
-      <w:r>
-        <w:rPr>
-          <w:color w:val="007033"/>
-          <w:sz w:val="28"/>
-          <w:szCs w:val="28"/>
-        </w:rPr>
-        <w:t>.</w:t>
-      </w:r>
-    </w:p>
-    <w:p>
-      <w:pPr>
+        <w:jc w:val="center"/>
         <w:rPr>
           <w:sz w:val="36"/>
           <w:szCs w:val="36"/>
@@ -3480,35 +3341,10 @@
           <w:szCs w:val="36"/>
           <w:lang w:val="en-US"/>
         </w:rPr>
-        <w:t>Part 3: ER-</w:t>
-      </w:r>
-      <w:r>
-        <w:rPr>
-          <w:sz w:val="36"/>
-          <w:szCs w:val="36"/>
-        </w:rPr>
-        <w:t>Диаграмма</w:t>
-      </w:r>
-    </w:p>
-    <w:p>
-      <w:pPr>
-        <w:jc w:val="center"/>
-        <w:rPr>
-          <w:sz w:val="36"/>
-          <w:szCs w:val="36"/>
-          <w:lang w:val="en-US"/>
-        </w:rPr>
-      </w:pPr>
-      <w:r>
-        <w:rPr>
-          <w:sz w:val="36"/>
-          <w:szCs w:val="36"/>
-          <w:lang w:val="en-US"/>
-        </w:rPr>
         <w:drawing>
-          <wp:inline distT="0" distB="0" distL="0" distR="0" wp14:anchorId="69442F5F" wp14:editId="199B427C">
-            <wp:extent cx="6285056" cy="2156604"/>
-            <wp:effectExtent l="0" t="0" r="1905" b="0"/>
+          <wp:inline distT="0" distB="0" distL="0" distR="0" wp14:anchorId="105C5273" wp14:editId="56139B61">
+            <wp:extent cx="5940425" cy="3134360"/>
+            <wp:effectExtent l="0" t="0" r="3175" b="8890"/>
             <wp:docPr id="1" name="Рисунок 1"/>
             <wp:cNvGraphicFramePr>
               <a:graphicFrameLocks xmlns:a="http://schemas.openxmlformats.org/drawingml/2006/main" noChangeAspect="1"/>
@@ -3529,7 +3365,7 @@
                   <pic:spPr>
                     <a:xfrm>
                       <a:off x="0" y="0"/>
-                      <a:ext cx="6298583" cy="2161246"/>
+                      <a:ext cx="5940425" cy="3134360"/>
                     </a:xfrm>
                     <a:prstGeom prst="rect">
                       <a:avLst/>
@@ -3783,7 +3619,7 @@
   <w:abstractNum w:abstractNumId="2" w15:restartNumberingAfterBreak="0">
     <w:nsid w:val="09CE4C94"/>
     <w:multiLevelType w:val="hybridMultilevel"/>
-    <w:tmpl w:val="51686992"/>
+    <w:tmpl w:val="95A21646"/>
     <w:lvl w:ilvl="0" w:tplc="04190001">
       <w:start w:val="1"/>
       <w:numFmt w:val="bullet"/>
@@ -5658,6 +5494,120 @@
     </w:lvl>
   </w:abstractNum>
   <w:abstractNum w:abstractNumId="20" w15:restartNumberingAfterBreak="0">
+    <w:nsid w:val="4C690A32"/>
+    <w:multiLevelType w:val="hybridMultilevel"/>
+    <w:tmpl w:val="80CA6C34"/>
+    <w:lvl w:ilvl="0" w:tplc="9634E316">
+      <w:start w:val="1"/>
+      <w:numFmt w:val="bullet"/>
+      <w:lvlText w:val=""/>
+      <w:lvlJc w:val="left"/>
+      <w:pPr>
+        <w:ind w:left="1068" w:hanging="360"/>
+      </w:pPr>
+      <w:rPr>
+        <w:rFonts w:ascii="Symbol" w:hAnsi="Symbol" w:hint="default"/>
+        <w:sz w:val="16"/>
+      </w:rPr>
+    </w:lvl>
+    <w:lvl w:ilvl="1" w:tplc="04190003" w:tentative="1">
+      <w:start w:val="1"/>
+      <w:numFmt w:val="bullet"/>
+      <w:lvlText w:val="o"/>
+      <w:lvlJc w:val="left"/>
+      <w:pPr>
+        <w:ind w:left="1788" w:hanging="360"/>
+      </w:pPr>
+      <w:rPr>
+        <w:rFonts w:ascii="Courier New" w:hAnsi="Courier New" w:cs="Courier New" w:hint="default"/>
+      </w:rPr>
+    </w:lvl>
+    <w:lvl w:ilvl="2" w:tplc="04190005" w:tentative="1">
+      <w:start w:val="1"/>
+      <w:numFmt w:val="bullet"/>
+      <w:lvlText w:val=""/>
+      <w:lvlJc w:val="left"/>
+      <w:pPr>
+        <w:ind w:left="2508" w:hanging="360"/>
+      </w:pPr>
+      <w:rPr>
+        <w:rFonts w:ascii="Wingdings" w:hAnsi="Wingdings" w:hint="default"/>
+      </w:rPr>
+    </w:lvl>
+    <w:lvl w:ilvl="3" w:tplc="04190001" w:tentative="1">
+      <w:start w:val="1"/>
+      <w:numFmt w:val="bullet"/>
+      <w:lvlText w:val=""/>
+      <w:lvlJc w:val="left"/>
+      <w:pPr>
+        <w:ind w:left="3228" w:hanging="360"/>
+      </w:pPr>
+      <w:rPr>
+        <w:rFonts w:ascii="Symbol" w:hAnsi="Symbol" w:hint="default"/>
+      </w:rPr>
+    </w:lvl>
+    <w:lvl w:ilvl="4" w:tplc="04190003" w:tentative="1">
+      <w:start w:val="1"/>
+      <w:numFmt w:val="bullet"/>
+      <w:lvlText w:val="o"/>
+      <w:lvlJc w:val="left"/>
+      <w:pPr>
+        <w:ind w:left="3948" w:hanging="360"/>
+      </w:pPr>
+      <w:rPr>
+        <w:rFonts w:ascii="Courier New" w:hAnsi="Courier New" w:cs="Courier New" w:hint="default"/>
+      </w:rPr>
+    </w:lvl>
+    <w:lvl w:ilvl="5" w:tplc="04190005" w:tentative="1">
+      <w:start w:val="1"/>
+      <w:numFmt w:val="bullet"/>
+      <w:lvlText w:val=""/>
+      <w:lvlJc w:val="left"/>
+      <w:pPr>
+        <w:ind w:left="4668" w:hanging="360"/>
+      </w:pPr>
+      <w:rPr>
+        <w:rFonts w:ascii="Wingdings" w:hAnsi="Wingdings" w:hint="default"/>
+      </w:rPr>
+    </w:lvl>
+    <w:lvl w:ilvl="6" w:tplc="04190001" w:tentative="1">
+      <w:start w:val="1"/>
+      <w:numFmt w:val="bullet"/>
+      <w:lvlText w:val=""/>
+      <w:lvlJc w:val="left"/>
+      <w:pPr>
+        <w:ind w:left="5388" w:hanging="360"/>
+      </w:pPr>
+      <w:rPr>
+        <w:rFonts w:ascii="Symbol" w:hAnsi="Symbol" w:hint="default"/>
+      </w:rPr>
+    </w:lvl>
+    <w:lvl w:ilvl="7" w:tplc="04190003" w:tentative="1">
+      <w:start w:val="1"/>
+      <w:numFmt w:val="bullet"/>
+      <w:lvlText w:val="o"/>
+      <w:lvlJc w:val="left"/>
+      <w:pPr>
+        <w:ind w:left="6108" w:hanging="360"/>
+      </w:pPr>
+      <w:rPr>
+        <w:rFonts w:ascii="Courier New" w:hAnsi="Courier New" w:cs="Courier New" w:hint="default"/>
+      </w:rPr>
+    </w:lvl>
+    <w:lvl w:ilvl="8" w:tplc="04190005" w:tentative="1">
+      <w:start w:val="1"/>
+      <w:numFmt w:val="bullet"/>
+      <w:lvlText w:val=""/>
+      <w:lvlJc w:val="left"/>
+      <w:pPr>
+        <w:ind w:left="6828" w:hanging="360"/>
+      </w:pPr>
+      <w:rPr>
+        <w:rFonts w:ascii="Wingdings" w:hAnsi="Wingdings" w:hint="default"/>
+      </w:rPr>
+    </w:lvl>
+  </w:abstractNum>
+  <w:abstractNum w:abstractNumId="21" w15:restartNumberingAfterBreak="0">
     <w:nsid w:val="54191A7C"/>
     <w:multiLevelType w:val="multilevel"/>
     <w:tmpl w:val="7CCAF384"/>
@@ -5750,7 +5700,7 @@
       </w:pPr>
     </w:lvl>
   </w:abstractNum>
-  <w:abstractNum w:abstractNumId="21" w15:restartNumberingAfterBreak="0">
+  <w:abstractNum w:abstractNumId="22" w15:restartNumberingAfterBreak="0">
     <w:nsid w:val="54B5682F"/>
     <w:multiLevelType w:val="hybridMultilevel"/>
     <w:tmpl w:val="2946AC96"/>
@@ -5863,7 +5813,7 @@
       </w:rPr>
     </w:lvl>
   </w:abstractNum>
-  <w:abstractNum w:abstractNumId="22" w15:restartNumberingAfterBreak="0">
+  <w:abstractNum w:abstractNumId="23" w15:restartNumberingAfterBreak="0">
     <w:nsid w:val="5E5A799E"/>
     <w:multiLevelType w:val="hybridMultilevel"/>
     <w:tmpl w:val="FEDE4BE6"/>
@@ -5976,7 +5926,7 @@
       </w:rPr>
     </w:lvl>
   </w:abstractNum>
-  <w:abstractNum w:abstractNumId="23" w15:restartNumberingAfterBreak="0">
+  <w:abstractNum w:abstractNumId="24" w15:restartNumberingAfterBreak="0">
     <w:nsid w:val="658A247C"/>
     <w:multiLevelType w:val="hybridMultilevel"/>
     <w:tmpl w:val="D368C89E"/>
@@ -6089,7 +6039,7 @@
       </w:rPr>
     </w:lvl>
   </w:abstractNum>
-  <w:abstractNum w:abstractNumId="24" w15:restartNumberingAfterBreak="0">
+  <w:abstractNum w:abstractNumId="25" w15:restartNumberingAfterBreak="0">
     <w:nsid w:val="6BFC7D76"/>
     <w:multiLevelType w:val="hybridMultilevel"/>
     <w:tmpl w:val="D64820EE"/>
@@ -6175,7 +6125,7 @@
       </w:pPr>
     </w:lvl>
   </w:abstractNum>
-  <w:abstractNum w:abstractNumId="25" w15:restartNumberingAfterBreak="0">
+  <w:abstractNum w:abstractNumId="26" w15:restartNumberingAfterBreak="0">
     <w:nsid w:val="75145E62"/>
     <w:multiLevelType w:val="hybridMultilevel"/>
     <w:tmpl w:val="348E91C4"/>
@@ -6288,7 +6238,7 @@
       </w:rPr>
     </w:lvl>
   </w:abstractNum>
-  <w:abstractNum w:abstractNumId="26" w15:restartNumberingAfterBreak="0">
+  <w:abstractNum w:abstractNumId="27" w15:restartNumberingAfterBreak="0">
     <w:nsid w:val="78164859"/>
     <w:multiLevelType w:val="singleLevel"/>
     <w:tmpl w:val="04190001"/>
@@ -6305,7 +6255,7 @@
       </w:rPr>
     </w:lvl>
   </w:abstractNum>
-  <w:abstractNum w:abstractNumId="27" w15:restartNumberingAfterBreak="0">
+  <w:abstractNum w:abstractNumId="28" w15:restartNumberingAfterBreak="0">
     <w:nsid w:val="7A2948A7"/>
     <w:multiLevelType w:val="hybridMultilevel"/>
     <w:tmpl w:val="DC068812"/>
@@ -6418,7 +6368,7 @@
       </w:rPr>
     </w:lvl>
   </w:abstractNum>
-  <w:abstractNum w:abstractNumId="28" w15:restartNumberingAfterBreak="0">
+  <w:abstractNum w:abstractNumId="29" w15:restartNumberingAfterBreak="0">
     <w:nsid w:val="7F8140B9"/>
     <w:multiLevelType w:val="hybridMultilevel"/>
     <w:tmpl w:val="931C4652"/>
@@ -6532,7 +6482,7 @@
     </w:lvl>
   </w:abstractNum>
   <w:num w:numId="1" w16cid:durableId="1624462330">
-    <w:abstractNumId w:val="24"/>
+    <w:abstractNumId w:val="25"/>
   </w:num>
   <w:num w:numId="2" w16cid:durableId="878787609">
     <w:abstractNumId w:val="18"/>
@@ -6544,10 +6494,10 @@
     <w:abstractNumId w:val="10"/>
   </w:num>
   <w:num w:numId="5" w16cid:durableId="1082217976">
-    <w:abstractNumId w:val="20"/>
+    <w:abstractNumId w:val="21"/>
   </w:num>
   <w:num w:numId="6" w16cid:durableId="1986009259">
-    <w:abstractNumId w:val="26"/>
+    <w:abstractNumId w:val="27"/>
   </w:num>
   <w:num w:numId="7" w16cid:durableId="558126933">
     <w:abstractNumId w:val="9"/>
@@ -6562,13 +6512,13 @@
     <w:abstractNumId w:val="14"/>
   </w:num>
   <w:num w:numId="11" w16cid:durableId="1517227474">
-    <w:abstractNumId w:val="21"/>
+    <w:abstractNumId w:val="22"/>
   </w:num>
   <w:num w:numId="12" w16cid:durableId="1813212515">
     <w:abstractNumId w:val="15"/>
   </w:num>
   <w:num w:numId="13" w16cid:durableId="1424182349">
-    <w:abstractNumId w:val="23"/>
+    <w:abstractNumId w:val="24"/>
   </w:num>
   <w:num w:numId="14" w16cid:durableId="1277953991">
     <w:abstractNumId w:val="5"/>
@@ -6580,7 +6530,7 @@
     <w:abstractNumId w:val="13"/>
   </w:num>
   <w:num w:numId="17" w16cid:durableId="902830601">
-    <w:abstractNumId w:val="27"/>
+    <w:abstractNumId w:val="28"/>
   </w:num>
   <w:num w:numId="18" w16cid:durableId="693187248">
     <w:abstractNumId w:val="12"/>
@@ -6589,7 +6539,7 @@
     <w:abstractNumId w:val="3"/>
   </w:num>
   <w:num w:numId="20" w16cid:durableId="865797723">
-    <w:abstractNumId w:val="25"/>
+    <w:abstractNumId w:val="26"/>
   </w:num>
   <w:num w:numId="21" w16cid:durableId="607812783">
     <w:abstractNumId w:val="7"/>
@@ -6598,7 +6548,7 @@
     <w:abstractNumId w:val="4"/>
   </w:num>
   <w:num w:numId="23" w16cid:durableId="524751412">
-    <w:abstractNumId w:val="28"/>
+    <w:abstractNumId w:val="29"/>
   </w:num>
   <w:num w:numId="24" w16cid:durableId="897594732">
     <w:abstractNumId w:val="6"/>
@@ -6607,7 +6557,7 @@
     <w:abstractNumId w:val="2"/>
   </w:num>
   <w:num w:numId="26" w16cid:durableId="1024944987">
-    <w:abstractNumId w:val="22"/>
+    <w:abstractNumId w:val="23"/>
   </w:num>
   <w:num w:numId="27" w16cid:durableId="515123639">
     <w:abstractNumId w:val="0"/>
@@ -6617,6 +6567,9 @@
   </w:num>
   <w:num w:numId="29" w16cid:durableId="433088736">
     <w:abstractNumId w:val="8"/>
+  </w:num>
+  <w:num w:numId="30" w16cid:durableId="1403062337">
+    <w:abstractNumId w:val="20"/>
   </w:num>
 </w:numbering>
 </file>
@@ -7224,6 +7177,7 @@
   <w:style w:type="character" w:default="1" w:styleId="a0">
     <w:name w:val="Default Paragraph Font"/>
     <w:uiPriority w:val="1"/>
+    <w:semiHidden/>
     <w:unhideWhenUsed/>
   </w:style>
   <w:style w:type="table" w:default="1" w:styleId="a1">
